--- a/五郎_成果物/落合さん専用_導入設定手順書.docx
+++ b/五郎_成果物/落合さん専用_導入設定手順書.docx
@@ -74,7 +74,7 @@
           <w:b w:val="0"/>
           <w:sz w:val="21"/>
         </w:rPr>
-        <w:t>この手順書はPCの細かい設定に不慣れでも迷わないように、</w:t>
+        <w:t xml:space="preserve">この手順書は </w:t>
       </w:r>
       <w:r>
         <w:rPr>
@@ -90,7 +90,7 @@
           <w:b w:val="0"/>
           <w:sz w:val="21"/>
         </w:rPr>
-        <w:t>で説明します。途中でわからなくなったら、社長か、社長のところにいる五郎にいつでも聞いてください。一緒に直します。</w:t>
+        <w:t xml:space="preserve"> で説明します。途中でわからなくなったら、社長か五郎にいつでも聞いてください。一緒に直します。</w:t>
       </w:r>
     </w:p>
     <w:p>
@@ -111,7 +111,7 @@
           <w:color w:val="5B2C83"/>
           <w:sz w:val="30"/>
         </w:rPr>
-        <w:t>あなたの秘書はこんな子です（設計図）</w:t>
+        <w:t>あなたの秘書はこんな子です</w:t>
       </w:r>
     </w:p>
     <w:p>
@@ -213,7 +213,7 @@
                 <w:b w:val="0"/>
                 <w:sz w:val="20"/>
               </w:rPr>
-              <w:t>落合 裕子 さん（統括責任者）</w:t>
+              <w:t>落合 裕子 さん（4部署すべてを束ねる統括責任者）</w:t>
             </w:r>
           </w:p>
         </w:tc>
@@ -429,7 +429,7 @@
                 <w:b w:val="0"/>
                 <w:sz w:val="20"/>
               </w:rPr>
-              <w:t>ひな型づくり・下書き・チェック・繰り返し作業の効率化で一番大変な作業を軽くする</w:t>
+              <w:t>ひな型づくり・下書き・チェック・繰り返し作業の効率化</w:t>
             </w:r>
           </w:p>
         </w:tc>
@@ -463,7 +463,7 @@
                 <w:b w:val="0"/>
                 <w:sz w:val="20"/>
               </w:rPr>
-              <w:t>計算表づくり、アナログ作業のデジタル化・自動化を一緒に進める</w:t>
+              <w:t>計算表づくり、アナログ→デジタル化・自動化</w:t>
             </w:r>
           </w:p>
         </w:tc>
@@ -497,7 +497,7 @@
                 <w:b w:val="0"/>
                 <w:sz w:val="20"/>
               </w:rPr>
-              <w:t>運営の事務、記録・報告書づくり、日々の文書作成の補助</w:t>
+              <w:t>運営の事務、記録・報告書づくり</w:t>
             </w:r>
           </w:p>
         </w:tc>
@@ -531,7 +531,7 @@
                 <w:b w:val="0"/>
                 <w:sz w:val="20"/>
               </w:rPr>
-              <w:t>インコのご飯など商品開発・改良、商品説明文・販促文づくり</w:t>
+              <w:t>商品開発・改良、商品説明文・販促文づくり</w:t>
             </w:r>
           </w:p>
         </w:tc>
@@ -583,59 +583,6 @@
           <w:color w:val="5B2C83"/>
           <w:sz w:val="25"/>
         </w:rPr>
-        <w:t>性格・人柄</w:t>
-      </w:r>
-    </w:p>
-    <w:p>
-      <w:pPr>
-        <w:pStyle w:val="ListBullet"/>
-      </w:pPr>
-      <w:r>
-        <w:rPr>
-          <w:rFonts w:ascii="Meiryo" w:hAnsi="Meiryo" w:eastAsia="Meiryo"/>
-          <w:b w:val="0"/>
-          <w:sz w:val="21"/>
-        </w:rPr>
-        <w:t>落合さんを長年の戦友として支える、温かく、芯のある秘書</w:t>
-      </w:r>
-    </w:p>
-    <w:p>
-      <w:pPr>
-        <w:pStyle w:val="ListBullet"/>
-      </w:pPr>
-      <w:r>
-        <w:rPr>
-          <w:rFonts w:ascii="Meiryo" w:hAnsi="Meiryo" w:eastAsia="Meiryo"/>
-          <w:b w:val="0"/>
-          <w:sz w:val="21"/>
-        </w:rPr>
-        <w:t>わからないことは正直に「わからない」と言い、勝手に話を進めない誠実さ</w:t>
-      </w:r>
-    </w:p>
-    <w:p>
-      <w:pPr>
-        <w:pStyle w:val="ListBullet"/>
-      </w:pPr>
-      <w:r>
-        <w:rPr>
-          <w:rFonts w:ascii="Meiryo" w:hAnsi="Meiryo" w:eastAsia="Meiryo"/>
-          <w:b w:val="0"/>
-          <w:sz w:val="21"/>
-        </w:rPr>
-        <w:t>専門用語はかみくだき、一歩ずつ説明する</w:t>
-      </w:r>
-    </w:p>
-    <w:p>
-      <w:pPr>
-        <w:spacing w:after="80"/>
-      </w:pPr>
-      <w:r>
-        <w:rPr>
-          <w:rFonts w:ascii="Meiryo" w:hAnsi="Meiryo" w:eastAsia="Meiryo"/>
-          <w:b/>
-          <w:color w:val="5B2C83"/>
-          <w:sz w:val="25"/>
-        </w:rPr>
         <w:t>名前について</w:t>
       </w:r>
     </w:p>
@@ -654,17 +601,7 @@
           <w:b w:val="0"/>
           <w:sz w:val="21"/>
         </w:rPr>
-        <w:t xml:space="preserve"> 社長の秘書が「五郎」であるように、落合さんの秘書にも、愛着を持てる名前をつけてあげてください。</w:t>
-      </w:r>
-    </w:p>
-    <w:p>
-      <w:r>
-        <w:rPr>
-          <w:rFonts w:ascii="Meiryo" w:hAnsi="Meiryo" w:eastAsia="Meiryo"/>
-          <w:b w:val="0"/>
-          <w:sz w:val="21"/>
-        </w:rPr>
-        <w:t>参考（あくまで参考です）：</w:t>
+        <w:t xml:space="preserve"> 参考（あくまで参考）：</w:t>
       </w:r>
     </w:p>
     <w:tbl>
@@ -862,16 +799,6 @@
     </w:tbl>
     <w:p/>
     <w:p>
-      <w:r>
-        <w:rPr>
-          <w:rFonts w:ascii="Meiryo" w:hAnsi="Meiryo" w:eastAsia="Meiryo"/>
-          <w:b w:val="0"/>
-          <w:sz w:val="21"/>
-        </w:rPr>
-        <w:t>名前が決まったら、この手順書の付録「設定文」の【ここに名前】に書き込めば、その名前で呼びかけ合えるようになります。</w:t>
-      </w:r>
-    </w:p>
-    <w:p>
       <w:pPr>
         <w:pBdr>
           <w:bottom w:val="single" w:sz="6" w:space="1" w:color="C9A8E0"/>
@@ -1075,7 +1002,7 @@
                 <w:b w:val="0"/>
                 <w:sz w:val="20"/>
               </w:rPr>
-              <w:t>が行ってください。会社のアメックスゴールドカード</w:t>
+              <w:t>。会社のアメックスゴールドカード</w:t>
             </w:r>
           </w:p>
         </w:tc>
@@ -1109,7 +1036,7 @@
                 <w:b w:val="0"/>
                 <w:sz w:val="20"/>
               </w:rPr>
-              <w:t>確認コードを受け取るのに使う場合あり</w:t>
+              <w:t>確認コードを受け取る場合あり</w:t>
             </w:r>
           </w:p>
         </w:tc>
@@ -1238,7 +1165,7 @@
                 <w:b w:val="0"/>
                 <w:sz w:val="20"/>
               </w:rPr>
-              <w:t>Claudeのアカウントを無料で作る</w:t>
+              <w:t>Claudeのアカウントを作る</w:t>
             </w:r>
           </w:p>
         </w:tc>
@@ -1288,7 +1215,7 @@
                 <w:b w:val="0"/>
                 <w:sz w:val="20"/>
               </w:rPr>
-              <w:t>Proプラン（月額）に申し込む</w:t>
+              <w:t>Proプランに申し込む</w:t>
             </w:r>
           </w:p>
         </w:tc>
@@ -1338,7 +1265,7 @@
                 <w:b w:val="0"/>
                 <w:sz w:val="20"/>
               </w:rPr>
-              <w:t>デスクトップアプリを入れてログインする</w:t>
+              <w:t>デスクトップアプリを入れる</w:t>
             </w:r>
           </w:p>
         </w:tc>
@@ -1388,7 +1315,7 @@
                 <w:b w:val="0"/>
                 <w:sz w:val="20"/>
               </w:rPr>
-              <w:t>秘書の道具（ツール）をそろえる ※未導入のPCのみ</w:t>
+              <w:t>Claude Code（秘書の本体）を入れる</w:t>
             </w:r>
           </w:p>
         </w:tc>
@@ -1438,6 +1365,156 @@
                 <w:b w:val="0"/>
                 <w:sz w:val="20"/>
               </w:rPr>
+              <w:t>秘書の道具（ツール）をそろえる</w:t>
+            </w:r>
+          </w:p>
+        </w:tc>
+        <w:tc>
+          <w:tcPr>
+            <w:tcW w:type="dxa" w:w="2880"/>
+          </w:tcPr>
+          <w:p>
+            <w:r/>
+            <w:r>
+              <w:rPr>
+                <w:rFonts w:ascii="Meiryo" w:hAnsi="Meiryo" w:eastAsia="Meiryo"/>
+                <w:b w:val="0"/>
+                <w:sz w:val="20"/>
+              </w:rPr>
+              <w:t>約5分</w:t>
+            </w:r>
+          </w:p>
+        </w:tc>
+      </w:tr>
+      <w:tr>
+        <w:tc>
+          <w:tcPr>
+            <w:tcW w:type="dxa" w:w="2880"/>
+          </w:tcPr>
+          <w:p>
+            <w:r/>
+            <w:r>
+              <w:rPr>
+                <w:rFonts w:ascii="Meiryo" w:hAnsi="Meiryo" w:eastAsia="Meiryo"/>
+                <w:b w:val="0"/>
+                <w:sz w:val="20"/>
+              </w:rPr>
+              <w:t>6</w:t>
+            </w:r>
+          </w:p>
+        </w:tc>
+        <w:tc>
+          <w:tcPr>
+            <w:tcW w:type="dxa" w:w="2880"/>
+          </w:tcPr>
+          <w:p>
+            <w:r/>
+            <w:r>
+              <w:rPr>
+                <w:rFonts w:ascii="Meiryo" w:hAnsi="Meiryo" w:eastAsia="Meiryo"/>
+                <w:b w:val="0"/>
+                <w:sz w:val="20"/>
+              </w:rPr>
+              <w:t>保存先フォルダを設定する</w:t>
+            </w:r>
+          </w:p>
+        </w:tc>
+        <w:tc>
+          <w:tcPr>
+            <w:tcW w:type="dxa" w:w="2880"/>
+          </w:tcPr>
+          <w:p>
+            <w:r/>
+            <w:r>
+              <w:rPr>
+                <w:rFonts w:ascii="Meiryo" w:hAnsi="Meiryo" w:eastAsia="Meiryo"/>
+                <w:b w:val="0"/>
+                <w:sz w:val="20"/>
+              </w:rPr>
+              <w:t>約5分</w:t>
+            </w:r>
+          </w:p>
+        </w:tc>
+      </w:tr>
+      <w:tr>
+        <w:tc>
+          <w:tcPr>
+            <w:tcW w:type="dxa" w:w="2880"/>
+          </w:tcPr>
+          <w:p>
+            <w:r/>
+            <w:r>
+              <w:rPr>
+                <w:rFonts w:ascii="Meiryo" w:hAnsi="Meiryo" w:eastAsia="Meiryo"/>
+                <w:b w:val="0"/>
+                <w:sz w:val="20"/>
+              </w:rPr>
+              <w:t>7</w:t>
+            </w:r>
+          </w:p>
+        </w:tc>
+        <w:tc>
+          <w:tcPr>
+            <w:tcW w:type="dxa" w:w="2880"/>
+          </w:tcPr>
+          <w:p>
+            <w:r/>
+            <w:r>
+              <w:rPr>
+                <w:rFonts w:ascii="Meiryo" w:hAnsi="Meiryo" w:eastAsia="Meiryo"/>
+                <w:b w:val="0"/>
+                <w:sz w:val="20"/>
+              </w:rPr>
+              <w:t>コネクタを追加する（Gmail等）</w:t>
+            </w:r>
+          </w:p>
+        </w:tc>
+        <w:tc>
+          <w:tcPr>
+            <w:tcW w:type="dxa" w:w="2880"/>
+          </w:tcPr>
+          <w:p>
+            <w:r/>
+            <w:r>
+              <w:rPr>
+                <w:rFonts w:ascii="Meiryo" w:hAnsi="Meiryo" w:eastAsia="Meiryo"/>
+                <w:b w:val="0"/>
+                <w:sz w:val="20"/>
+              </w:rPr>
+              <w:t>約5分</w:t>
+            </w:r>
+          </w:p>
+        </w:tc>
+      </w:tr>
+      <w:tr>
+        <w:tc>
+          <w:tcPr>
+            <w:tcW w:type="dxa" w:w="2880"/>
+          </w:tcPr>
+          <w:p>
+            <w:r/>
+            <w:r>
+              <w:rPr>
+                <w:rFonts w:ascii="Meiryo" w:hAnsi="Meiryo" w:eastAsia="Meiryo"/>
+                <w:b w:val="0"/>
+                <w:sz w:val="20"/>
+              </w:rPr>
+              <w:t>8</w:t>
+            </w:r>
+          </w:p>
+        </w:tc>
+        <w:tc>
+          <w:tcPr>
+            <w:tcW w:type="dxa" w:w="2880"/>
+          </w:tcPr>
+          <w:p>
+            <w:r/>
+            <w:r>
+              <w:rPr>
+                <w:rFonts w:ascii="Meiryo" w:hAnsi="Meiryo" w:eastAsia="Meiryo"/>
+                <w:b w:val="0"/>
+                <w:sz w:val="20"/>
+              </w:rPr>
               <w:t>秘書を"誕生"させる</w:t>
             </w:r>
           </w:p>
@@ -1463,6 +1540,13 @@
     <w:p/>
     <w:p>
       <w:pPr>
+        <w:pBdr>
+          <w:bottom w:val="single" w:sz="6" w:space="1" w:color="C9A8E0"/>
+        </w:pBdr>
+      </w:pPr>
+    </w:p>
+    <w:p>
+      <w:pPr>
         <w:spacing w:before="200" w:after="80"/>
       </w:pPr>
       <w:r>
@@ -1514,7 +1598,7 @@
           <w:b w:val="0"/>
           <w:sz w:val="21"/>
         </w:rPr>
-        <w:t xml:space="preserve"> と入力し、キーボードの </w:t>
+        <w:t xml:space="preserve"> と入力して </w:t>
       </w:r>
       <w:r>
         <w:rPr>
@@ -1530,7 +1614,7 @@
           <w:b w:val="0"/>
           <w:sz w:val="21"/>
         </w:rPr>
-        <w:t xml:space="preserve"> を押します。</w:t>
+        <w:t>。</w:t>
       </w:r>
     </w:p>
     <w:p>
@@ -1543,7 +1627,7 @@
           <w:b w:val="0"/>
           <w:sz w:val="21"/>
         </w:rPr>
-        <w:t>Claude（クロード）のページが開きます。「</w:t>
+        <w:t>「</w:t>
       </w:r>
       <w:r>
         <w:rPr>
@@ -1569,14 +1653,6 @@
       <w:r>
         <w:rPr>
           <w:rFonts w:ascii="Meiryo" w:hAnsi="Meiryo" w:eastAsia="Meiryo"/>
-          <w:b w:val="0"/>
-          <w:sz w:val="21"/>
-        </w:rPr>
-        <w:t>メールアドレス欄に</w:t>
-      </w:r>
-      <w:r>
-        <w:rPr>
-          <w:rFonts w:ascii="Meiryo" w:hAnsi="Meiryo" w:eastAsia="Meiryo"/>
           <w:b/>
           <w:sz w:val="21"/>
         </w:rPr>
@@ -1601,7 +1677,7 @@
           <w:b w:val="0"/>
           <w:sz w:val="21"/>
         </w:rPr>
-        <w:t>入力したメール宛に</w:t>
+        <w:t>メールに届いた</w:t>
       </w:r>
       <w:r>
         <w:rPr>
@@ -1617,7 +1693,7 @@
           <w:b w:val="0"/>
           <w:sz w:val="21"/>
         </w:rPr>
-        <w:t>が届きます。メールを開き、その数字を画面に入力します。</w:t>
+        <w:t>を画面に入力。</w:t>
       </w:r>
     </w:p>
     <w:p>
@@ -1630,7 +1706,7 @@
           <w:b w:val="0"/>
           <w:sz w:val="21"/>
         </w:rPr>
-        <w:t>名前の入力や簡単な質問が出たら、画面の案内どおりに進めます。</w:t>
+        <w:t>名前の入力や質問が出たら、案内どおりに進める。</w:t>
       </w:r>
     </w:p>
     <w:p>
@@ -1643,25 +1719,15 @@
           <w:b w:val="0"/>
           <w:sz w:val="21"/>
         </w:rPr>
-        <w:t>チャット画面が出たら、アカウント作成は成功です。</w:t>
+        <w:t>チャット画面が出たら成功。</w:t>
       </w:r>
     </w:p>
     <w:p>
       <w:pPr>
-        <w:ind w:left="240"/>
         <w:pBdr>
-          <w:left w:val="single" w:sz="18" w:space="8" w:color="C9A8E0"/>
+          <w:bottom w:val="single" w:sz="6" w:space="1" w:color="C9A8E0"/>
         </w:pBdr>
       </w:pPr>
-      <w:r>
-        <w:rPr>
-          <w:rFonts w:ascii="Meiryo" w:hAnsi="Meiryo" w:eastAsia="Meiryo"/>
-          <w:b w:val="0"/>
-          <w:color w:val="444444"/>
-          <w:sz w:val="20"/>
-        </w:rPr>
-        <w:t>この時点ではまだ「無料プラン」です。次のSTEP 2でProプランに切り替えます。</w:t>
-      </w:r>
     </w:p>
     <w:p>
       <w:pPr>
@@ -1674,7 +1740,7 @@
           <w:color w:val="5B2C83"/>
           <w:sz w:val="30"/>
         </w:rPr>
-        <w:t>STEP 2　Proプラン（月額）に申し込む</w:t>
+        <w:t>STEP 2　Proプランに申し込む</w:t>
       </w:r>
     </w:p>
     <w:p>
@@ -1700,7 +1766,7 @@
           <w:color w:val="444444"/>
           <w:sz w:val="20"/>
         </w:rPr>
-        <w:t xml:space="preserve"> クレジットカード番号の入力は、</w:t>
+        <w:t xml:space="preserve"> カード番号の入力は、</w:t>
       </w:r>
       <w:r>
         <w:rPr>
@@ -1718,7 +1784,7 @@
           <w:color w:val="444444"/>
           <w:sz w:val="20"/>
         </w:rPr>
-        <w:t>が行ってください（安全のためのルール）。</w:t>
+        <w:t>が行ってください。</w:t>
       </w:r>
     </w:p>
     <w:p>
@@ -1731,7 +1797,7 @@
           <w:b w:val="0"/>
           <w:sz w:val="21"/>
         </w:rPr>
-        <w:t>Claudeの画面で、左下の自分の名前（またはアイコン）をクリック。</w:t>
+        <w:t>Claudeの画面で、左下の自分の名前をクリック。</w:t>
       </w:r>
     </w:p>
     <w:p>
@@ -1744,7 +1810,7 @@
           <w:b w:val="0"/>
           <w:sz w:val="21"/>
         </w:rPr>
-        <w:t>出てきたメニューから「</w:t>
+        <w:t>「</w:t>
       </w:r>
       <w:r>
         <w:rPr>
@@ -1760,20 +1826,7 @@
           <w:b w:val="0"/>
           <w:sz w:val="21"/>
         </w:rPr>
-        <w:t>」を選ぶ。</w:t>
-      </w:r>
-    </w:p>
-    <w:p>
-      <w:pPr>
-        <w:pStyle w:val="ListNumber"/>
-      </w:pPr>
-      <w:r>
-        <w:rPr>
-          <w:rFonts w:ascii="Meiryo" w:hAnsi="Meiryo" w:eastAsia="Meiryo"/>
-          <w:b w:val="0"/>
-          <w:sz w:val="21"/>
-        </w:rPr>
-        <w:t>設定画面の左側にある「</w:t>
+        <w:t>」→「</w:t>
       </w:r>
       <w:r>
         <w:rPr>
@@ -1789,7 +1842,7 @@
           <w:b w:val="0"/>
           <w:sz w:val="21"/>
         </w:rPr>
-        <w:t>」をクリック。</w:t>
+        <w:t>」。</w:t>
       </w:r>
     </w:p>
     <w:p>
@@ -1818,20 +1871,7 @@
           <w:b w:val="0"/>
           <w:sz w:val="21"/>
         </w:rPr>
-        <w:t>」をクリック。</w:t>
-      </w:r>
-    </w:p>
-    <w:p>
-      <w:pPr>
-        <w:pStyle w:val="ListNumber"/>
-      </w:pPr>
-      <w:r>
-        <w:rPr>
-          <w:rFonts w:ascii="Meiryo" w:hAnsi="Meiryo" w:eastAsia="Meiryo"/>
-          <w:b w:val="0"/>
-          <w:sz w:val="21"/>
-        </w:rPr>
-        <w:t>プラン一覧が出たら、まん中の「</w:t>
+        <w:t>」→「</w:t>
       </w:r>
       <w:r>
         <w:rPr>
@@ -1847,7 +1887,7 @@
           <w:b w:val="0"/>
           <w:sz w:val="21"/>
         </w:rPr>
-        <w:t>」の下のボタンを押す。</w:t>
+        <w:t>」を選ぶ。</w:t>
       </w:r>
     </w:p>
     <w:p>
@@ -1860,56 +1900,78 @@
           <w:b w:val="0"/>
           <w:sz w:val="21"/>
         </w:rPr>
-        <w:t>支払い画面で、落合さんご本人がクレジットカード情報を入力し、申し込みを確定。</w:t>
+        <w:t>落合さんご本人がカード情報を入力し、確定。</w:t>
       </w:r>
     </w:p>
     <w:p>
       <w:pPr>
         <w:pStyle w:val="ListNumber"/>
       </w:pPr>
+      <w:r>
+        <w:rPr>
+          <w:rFonts w:ascii="Meiryo" w:hAnsi="Meiryo" w:eastAsia="Meiryo"/>
+          <w:b/>
+          <w:sz w:val="21"/>
+        </w:rPr>
+        <w:t>完了したら、一度ログアウトして再ログインする。</w:t>
+      </w:r>
       <w:r>
         <w:rPr>
           <w:rFonts w:ascii="Meiryo" w:hAnsi="Meiryo" w:eastAsia="Meiryo"/>
           <w:b w:val="0"/>
           <w:sz w:val="21"/>
         </w:rPr>
-        <w:t>完了画面が出れば、Proプラン開始です。</w:t>
+        <w:t xml:space="preserve"> そうしないと画面の表示がProに切り替わりません。</w:t>
       </w:r>
     </w:p>
     <w:p>
       <w:pPr>
-        <w:ind w:left="240"/>
-        <w:pBdr>
-          <w:left w:val="single" w:sz="18" w:space="8" w:color="C9A8E0"/>
-        </w:pBdr>
+        <w:pStyle w:val="ListBullet"/>
       </w:pPr>
       <w:r>
         <w:rPr>
           <w:rFonts w:ascii="Meiryo" w:hAnsi="Meiryo" w:eastAsia="Meiryo"/>
           <w:b w:val="0"/>
-          <w:color w:val="444444"/>
-          <w:sz w:val="20"/>
+          <w:sz w:val="21"/>
         </w:rPr>
-        <w:t>これで、五郎と同じ「</w:t>
+        <w:t>ログアウト：左下の名前 →「</w:t>
       </w:r>
       <w:r>
         <w:rPr>
           <w:rFonts w:ascii="Meiryo" w:hAnsi="Meiryo" w:eastAsia="Meiryo"/>
           <w:b/>
-          <w:color w:val="444444"/>
-          <w:sz w:val="20"/>
+          <w:sz w:val="21"/>
         </w:rPr>
-        <w:t>Claude Code（実際に作業できる秘書）</w:t>
+        <w:t>Log out</w:t>
       </w:r>
       <w:r>
         <w:rPr>
           <w:rFonts w:ascii="Meiryo" w:hAnsi="Meiryo" w:eastAsia="Meiryo"/>
           <w:b w:val="0"/>
-          <w:color w:val="444444"/>
-          <w:sz w:val="20"/>
+          <w:sz w:val="21"/>
         </w:rPr>
-        <w:t>」が使えるようになりました。</w:t>
+        <w:t>」</w:t>
       </w:r>
+    </w:p>
+    <w:p>
+      <w:pPr>
+        <w:pStyle w:val="ListBullet"/>
+      </w:pPr>
+      <w:r>
+        <w:rPr>
+          <w:rFonts w:ascii="Meiryo" w:hAnsi="Meiryo" w:eastAsia="Meiryo"/>
+          <w:b w:val="0"/>
+          <w:sz w:val="21"/>
+        </w:rPr>
+        <w:t>その後、もう一度 claude.ai を開いてログイン</w:t>
+      </w:r>
+    </w:p>
+    <w:p>
+      <w:pPr>
+        <w:pBdr>
+          <w:bottom w:val="single" w:sz="6" w:space="1" w:color="C9A8E0"/>
+        </w:pBdr>
+      </w:pPr>
     </w:p>
     <w:p>
       <w:pPr>
@@ -1922,7 +1984,7 @@
           <w:color w:val="5B2C83"/>
           <w:sz w:val="30"/>
         </w:rPr>
-        <w:t>STEP 3　デスクトップアプリを入れてログインする</w:t>
+        <w:t>STEP 3　デスクトップアプリ（Claude）を入れる</w:t>
       </w:r>
     </w:p>
     <w:p>
@@ -1980,7 +2042,7 @@
           <w:b w:val="0"/>
           <w:sz w:val="21"/>
         </w:rPr>
-        <w:t>」の黒いボタンをクリック。</w:t>
+        <w:t>」をクリック。</w:t>
       </w:r>
     </w:p>
     <w:p>
@@ -2022,7 +2084,7 @@
           <w:b w:val="0"/>
           <w:sz w:val="21"/>
         </w:rPr>
-        <w:t>インストールが終わると、デスクトップにClaudeのアイコンができます。</w:t>
+        <w:t>インストール完了後、デスクトップにClaudeアイコンができる。</w:t>
       </w:r>
     </w:p>
     <w:p>
@@ -2035,7 +2097,7 @@
           <w:b w:val="0"/>
           <w:sz w:val="21"/>
         </w:rPr>
-        <w:t>Claudeアプリを開き、「</w:t>
+        <w:t>Claudeアプリを開き、</w:t>
       </w:r>
       <w:r>
         <w:rPr>
@@ -2043,36 +2105,7 @@
           <w:b/>
           <w:sz w:val="21"/>
         </w:rPr>
-        <w:t>ログイン（Log in）</w:t>
-      </w:r>
-      <w:r>
-        <w:rPr>
-          <w:rFonts w:ascii="Meiryo" w:hAnsi="Meiryo" w:eastAsia="Meiryo"/>
-          <w:b w:val="0"/>
-          <w:sz w:val="21"/>
-        </w:rPr>
-        <w:t>」を押す。</w:t>
-      </w:r>
-    </w:p>
-    <w:p>
-      <w:pPr>
-        <w:pStyle w:val="ListNumber"/>
-      </w:pPr>
-      <w:r>
-        <w:rPr>
-          <w:rFonts w:ascii="Meiryo" w:hAnsi="Meiryo" w:eastAsia="Meiryo"/>
-          <w:b w:val="0"/>
-          <w:sz w:val="21"/>
-        </w:rPr>
-        <w:t>STEP 1で作った</w:t>
-      </w:r>
-      <w:r>
-        <w:rPr>
-          <w:rFonts w:ascii="Meiryo" w:hAnsi="Meiryo" w:eastAsia="Meiryo"/>
-          <w:b/>
-          <w:sz w:val="21"/>
-        </w:rPr>
-        <w:t>自分のアカウント</w:t>
+        <w:t>落合さんご自身のアカウント</w:t>
       </w:r>
       <w:r>
         <w:rPr>
@@ -2085,19 +2118,6 @@
     </w:p>
     <w:p>
       <w:pPr>
-        <w:pStyle w:val="ListNumber"/>
-      </w:pPr>
-      <w:r>
-        <w:rPr>
-          <w:rFonts w:ascii="Meiryo" w:hAnsi="Meiryo" w:eastAsia="Meiryo"/>
-          <w:b w:val="0"/>
-          <w:sz w:val="21"/>
-        </w:rPr>
-        <w:t>作業画面が開けば成功です。</w:t>
-      </w:r>
-    </w:p>
-    <w:p>
-      <w:pPr>
         <w:ind w:left="240"/>
         <w:pBdr>
           <w:left w:val="single" w:sz="18" w:space="8" w:color="C9A8E0"/>
@@ -2110,26 +2130,15 @@
           <w:color w:val="444444"/>
           <w:sz w:val="20"/>
         </w:rPr>
-        <w:t>ログインは必ず</w:t>
+        <w:t>社長のアカウントではログインしないでください。秘書が別々になるためです。</w:t>
       </w:r>
-      <w:r>
-        <w:rPr>
-          <w:rFonts w:ascii="Meiryo" w:hAnsi="Meiryo" w:eastAsia="Meiryo"/>
-          <w:b/>
-          <w:color w:val="444444"/>
-          <w:sz w:val="20"/>
-        </w:rPr>
-        <w:t>落合さんご自身のアカウント</w:t>
-      </w:r>
-      <w:r>
-        <w:rPr>
-          <w:rFonts w:ascii="Meiryo" w:hAnsi="Meiryo" w:eastAsia="Meiryo"/>
-          <w:b w:val="0"/>
-          <w:color w:val="444444"/>
-          <w:sz w:val="20"/>
-        </w:rPr>
-        <w:t>で。社長のアカウントではありません（秘書が別々になるため）。</w:t>
-      </w:r>
+    </w:p>
+    <w:p>
+      <w:pPr>
+        <w:pBdr>
+          <w:bottom w:val="single" w:sz="6" w:space="1" w:color="C9A8E0"/>
+        </w:pBdr>
+      </w:pPr>
     </w:p>
     <w:p>
       <w:pPr>
@@ -2142,7 +2151,7 @@
           <w:color w:val="5B2C83"/>
           <w:sz w:val="30"/>
         </w:rPr>
-        <w:t>STEP 4　秘書の道具（ツール）をそろえる　※未導入のPCのみ</w:t>
+        <w:t>STEP 4　Claude Code（秘書の本体）を入れる</w:t>
       </w:r>
     </w:p>
     <w:p>
@@ -2152,7 +2161,7 @@
           <w:b w:val="0"/>
           <w:sz w:val="21"/>
         </w:rPr>
-        <w:t>この秘書がWord・Excel・PDFづくりや請求書づくりを実際にこなせるよう、パソコンへ「道具」を入れます。</w:t>
+        <w:t>Claude Codeは、秘書が</w:t>
       </w:r>
       <w:r>
         <w:rPr>
@@ -2160,7 +2169,7 @@
           <w:b/>
           <w:sz w:val="21"/>
         </w:rPr>
-        <w:t>すべて無料</w:t>
+        <w:t>ファイルを触ったり、書類を実際に作ったりできる</w:t>
       </w:r>
       <w:r>
         <w:rPr>
@@ -2168,7 +2177,34 @@
           <w:b w:val="0"/>
           <w:sz w:val="21"/>
         </w:rPr>
-        <w:t>。すでに入っているものは自動でとばされ、</w:t>
+        <w:t>ようにするための道具です。</w:t>
+      </w:r>
+    </w:p>
+    <w:p>
+      <w:pPr>
+        <w:spacing w:after="80"/>
+      </w:pPr>
+      <w:r>
+        <w:rPr>
+          <w:rFonts w:ascii="Meiryo" w:hAnsi="Meiryo" w:eastAsia="Meiryo"/>
+          <w:b/>
+          <w:color w:val="5B2C83"/>
+          <w:sz w:val="25"/>
+        </w:rPr>
+        <w:t>まずGitを入れる（Claude Codeに必要）</w:t>
+      </w:r>
+    </w:p>
+    <w:p>
+      <w:pPr>
+        <w:pStyle w:val="ListNumber"/>
+      </w:pPr>
+      <w:r>
+        <w:rPr>
+          <w:rFonts w:ascii="Meiryo" w:hAnsi="Meiryo" w:eastAsia="Meiryo"/>
+          <w:b w:val="0"/>
+          <w:sz w:val="21"/>
+        </w:rPr>
+        <w:t xml:space="preserve">住所欄に </w:t>
       </w:r>
       <w:r>
         <w:rPr>
@@ -2176,7 +2212,7 @@
           <w:b/>
           <w:sz w:val="21"/>
         </w:rPr>
-        <w:t>何回実行しても安全</w:t>
+        <w:t>`git-scm.com`</w:t>
       </w:r>
       <w:r>
         <w:rPr>
@@ -2184,7 +2220,273 @@
           <w:b w:val="0"/>
           <w:sz w:val="21"/>
         </w:rPr>
-        <w:t>です。</w:t>
+        <w:t xml:space="preserve"> と入力して Enter。</w:t>
+      </w:r>
+    </w:p>
+    <w:p>
+      <w:pPr>
+        <w:pStyle w:val="ListNumber"/>
+      </w:pPr>
+      <w:r>
+        <w:rPr>
+          <w:rFonts w:ascii="Meiryo" w:hAnsi="Meiryo" w:eastAsia="Meiryo"/>
+          <w:b w:val="0"/>
+          <w:sz w:val="21"/>
+        </w:rPr>
+        <w:t>「</w:t>
+      </w:r>
+      <w:r>
+        <w:rPr>
+          <w:rFonts w:ascii="Meiryo" w:hAnsi="Meiryo" w:eastAsia="Meiryo"/>
+          <w:b/>
+          <w:sz w:val="21"/>
+        </w:rPr>
+        <w:t>Download for Windows</w:t>
+      </w:r>
+      <w:r>
+        <w:rPr>
+          <w:rFonts w:ascii="Meiryo" w:hAnsi="Meiryo" w:eastAsia="Meiryo"/>
+          <w:b w:val="0"/>
+          <w:sz w:val="21"/>
+        </w:rPr>
+        <w:t>」をクリック。</w:t>
+      </w:r>
+    </w:p>
+    <w:p>
+      <w:pPr>
+        <w:pStyle w:val="ListNumber"/>
+      </w:pPr>
+      <w:r>
+        <w:rPr>
+          <w:rFonts w:ascii="Meiryo" w:hAnsi="Meiryo" w:eastAsia="Meiryo"/>
+          <w:b w:val="0"/>
+          <w:sz w:val="21"/>
+        </w:rPr>
+        <w:t>ダウンロードされたファイルをダブルクリック。</w:t>
+      </w:r>
+    </w:p>
+    <w:p>
+      <w:pPr>
+        <w:pStyle w:val="ListNumber"/>
+      </w:pPr>
+      <w:r>
+        <w:rPr>
+          <w:rFonts w:ascii="Meiryo" w:hAnsi="Meiryo" w:eastAsia="Meiryo"/>
+          <w:b w:val="0"/>
+          <w:sz w:val="21"/>
+        </w:rPr>
+        <w:t>設定画面がいくつか出ますが、</w:t>
+      </w:r>
+      <w:r>
+        <w:rPr>
+          <w:rFonts w:ascii="Meiryo" w:hAnsi="Meiryo" w:eastAsia="Meiryo"/>
+          <w:b/>
+          <w:sz w:val="21"/>
+        </w:rPr>
+        <w:t>すべてそのまま「Next」→最後に「Install」</w:t>
+      </w:r>
+      <w:r>
+        <w:rPr>
+          <w:rFonts w:ascii="Meiryo" w:hAnsi="Meiryo" w:eastAsia="Meiryo"/>
+          <w:b w:val="0"/>
+          <w:sz w:val="21"/>
+        </w:rPr>
+        <w:t>。何も変えなくて大丈夫。</w:t>
+      </w:r>
+    </w:p>
+    <w:p>
+      <w:pPr>
+        <w:pStyle w:val="ListNumber"/>
+      </w:pPr>
+      <w:r>
+        <w:rPr>
+          <w:rFonts w:ascii="Meiryo" w:hAnsi="Meiryo" w:eastAsia="Meiryo"/>
+          <w:b w:val="0"/>
+          <w:sz w:val="21"/>
+        </w:rPr>
+        <w:t>「Finish」で完了。</w:t>
+      </w:r>
+    </w:p>
+    <w:p>
+      <w:pPr>
+        <w:spacing w:after="80"/>
+      </w:pPr>
+      <w:r>
+        <w:rPr>
+          <w:rFonts w:ascii="Meiryo" w:hAnsi="Meiryo" w:eastAsia="Meiryo"/>
+          <w:b/>
+          <w:color w:val="5B2C83"/>
+          <w:sz w:val="25"/>
+        </w:rPr>
+        <w:t>Claude Codeを入れる</w:t>
+      </w:r>
+    </w:p>
+    <w:p>
+      <w:pPr>
+        <w:pStyle w:val="ListNumber"/>
+      </w:pPr>
+      <w:r>
+        <w:rPr>
+          <w:rFonts w:ascii="Meiryo" w:hAnsi="Meiryo" w:eastAsia="Meiryo"/>
+          <w:b w:val="0"/>
+          <w:sz w:val="21"/>
+        </w:rPr>
+        <w:t>デスクトップアプリ（Claude）を開く。</w:t>
+      </w:r>
+    </w:p>
+    <w:p>
+      <w:pPr>
+        <w:pStyle w:val="ListNumber"/>
+      </w:pPr>
+      <w:r>
+        <w:rPr>
+          <w:rFonts w:ascii="Meiryo" w:hAnsi="Meiryo" w:eastAsia="Meiryo"/>
+          <w:b w:val="0"/>
+          <w:sz w:val="21"/>
+        </w:rPr>
+        <w:t>左下の自分の名前 →「</w:t>
+      </w:r>
+      <w:r>
+        <w:rPr>
+          <w:rFonts w:ascii="Meiryo" w:hAnsi="Meiryo" w:eastAsia="Meiryo"/>
+          <w:b/>
+          <w:sz w:val="21"/>
+        </w:rPr>
+        <w:t>Settings（設定）</w:t>
+      </w:r>
+      <w:r>
+        <w:rPr>
+          <w:rFonts w:ascii="Meiryo" w:hAnsi="Meiryo" w:eastAsia="Meiryo"/>
+          <w:b w:val="0"/>
+          <w:sz w:val="21"/>
+        </w:rPr>
+        <w:t>」。</w:t>
+      </w:r>
+    </w:p>
+    <w:p>
+      <w:pPr>
+        <w:pStyle w:val="ListNumber"/>
+      </w:pPr>
+      <w:r>
+        <w:rPr>
+          <w:rFonts w:ascii="Meiryo" w:hAnsi="Meiryo" w:eastAsia="Meiryo"/>
+          <w:b w:val="0"/>
+          <w:sz w:val="21"/>
+        </w:rPr>
+        <w:t>「</w:t>
+      </w:r>
+      <w:r>
+        <w:rPr>
+          <w:rFonts w:ascii="Meiryo" w:hAnsi="Meiryo" w:eastAsia="Meiryo"/>
+          <w:b/>
+          <w:sz w:val="21"/>
+        </w:rPr>
+        <w:t>Claude Code</w:t>
+      </w:r>
+      <w:r>
+        <w:rPr>
+          <w:rFonts w:ascii="Meiryo" w:hAnsi="Meiryo" w:eastAsia="Meiryo"/>
+          <w:b w:val="0"/>
+          <w:sz w:val="21"/>
+        </w:rPr>
+        <w:t>」の項目を探す。</w:t>
+      </w:r>
+    </w:p>
+    <w:p>
+      <w:pPr>
+        <w:pStyle w:val="ListNumber"/>
+      </w:pPr>
+      <w:r>
+        <w:rPr>
+          <w:rFonts w:ascii="Meiryo" w:hAnsi="Meiryo" w:eastAsia="Meiryo"/>
+          <w:b w:val="0"/>
+          <w:sz w:val="21"/>
+        </w:rPr>
+        <w:t>「</w:t>
+      </w:r>
+      <w:r>
+        <w:rPr>
+          <w:rFonts w:ascii="Meiryo" w:hAnsi="Meiryo" w:eastAsia="Meiryo"/>
+          <w:b/>
+          <w:sz w:val="21"/>
+        </w:rPr>
+        <w:t>Install</w:t>
+      </w:r>
+      <w:r>
+        <w:rPr>
+          <w:rFonts w:ascii="Meiryo" w:hAnsi="Meiryo" w:eastAsia="Meiryo"/>
+          <w:b w:val="0"/>
+          <w:sz w:val="21"/>
+        </w:rPr>
+        <w:t>」または「</w:t>
+      </w:r>
+      <w:r>
+        <w:rPr>
+          <w:rFonts w:ascii="Meiryo" w:hAnsi="Meiryo" w:eastAsia="Meiryo"/>
+          <w:b/>
+          <w:sz w:val="21"/>
+        </w:rPr>
+        <w:t>インストール</w:t>
+      </w:r>
+      <w:r>
+        <w:rPr>
+          <w:rFonts w:ascii="Meiryo" w:hAnsi="Meiryo" w:eastAsia="Meiryo"/>
+          <w:b w:val="0"/>
+          <w:sz w:val="21"/>
+        </w:rPr>
+        <w:t>」をクリック。</w:t>
+      </w:r>
+    </w:p>
+    <w:p>
+      <w:pPr>
+        <w:pStyle w:val="ListNumber"/>
+      </w:pPr>
+      <w:r>
+        <w:rPr>
+          <w:rFonts w:ascii="Meiryo" w:hAnsi="Meiryo" w:eastAsia="Meiryo"/>
+          <w:b w:val="0"/>
+          <w:sz w:val="21"/>
+        </w:rPr>
+        <w:t>画面の案内に従って進める。</w:t>
+      </w:r>
+    </w:p>
+    <w:p>
+      <w:pPr>
+        <w:pBdr>
+          <w:bottom w:val="single" w:sz="6" w:space="1" w:color="C9A8E0"/>
+        </w:pBdr>
+      </w:pPr>
+    </w:p>
+    <w:p>
+      <w:pPr>
+        <w:spacing w:before="200" w:after="80"/>
+      </w:pPr>
+      <w:r>
+        <w:rPr>
+          <w:rFonts w:ascii="Meiryo" w:hAnsi="Meiryo" w:eastAsia="Meiryo"/>
+          <w:b/>
+          <w:color w:val="5B2C83"/>
+          <w:sz w:val="30"/>
+        </w:rPr>
+        <w:t>STEP 5　秘書の道具（ツール）をそろえる</w:t>
+      </w:r>
+    </w:p>
+    <w:p>
+      <w:r>
+        <w:rPr>
+          <w:rFonts w:ascii="Meiryo" w:hAnsi="Meiryo" w:eastAsia="Meiryo"/>
+          <w:b w:val="0"/>
+          <w:sz w:val="21"/>
+        </w:rPr>
+        <w:t>秘書が Word・Excel・PDFづくりを実際にこなせるよう、パソコンへ「道具」を入れます。</w:t>
+      </w:r>
+      <w:r>
+        <w:rPr>
+          <w:rFonts w:ascii="Meiryo" w:hAnsi="Meiryo" w:eastAsia="Meiryo"/>
+          <w:b/>
+          <w:sz w:val="21"/>
+        </w:rPr>
+        <w:t>すべて無料。</w:t>
       </w:r>
     </w:p>
     <w:tbl>
@@ -2421,20 +2723,7 @@
           <w:b w:val="0"/>
           <w:sz w:val="21"/>
         </w:rPr>
-        <w:t>」フォルダ（3つのファイル入り）を、落合さんのパソコンに置きます。</w:t>
-      </w:r>
-    </w:p>
-    <w:p>
-      <w:pPr>
-        <w:pStyle w:val="ListNumber"/>
-      </w:pPr>
-      <w:r>
-        <w:rPr>
-          <w:rFonts w:ascii="Meiryo" w:hAnsi="Meiryo" w:eastAsia="Meiryo"/>
-          <w:b w:val="0"/>
-          <w:sz w:val="21"/>
-        </w:rPr>
-        <w:t>フォルダの中の「</w:t>
+        <w:t>」フォルダの中の「</w:t>
       </w:r>
       <w:r>
         <w:rPr>
@@ -2463,69 +2752,7 @@
           <w:b w:val="0"/>
           <w:sz w:val="21"/>
         </w:rPr>
-        <w:t>「変更を許可しますか？」→ すべて「</w:t>
-      </w:r>
-      <w:r>
-        <w:rPr>
-          <w:rFonts w:ascii="Meiryo" w:hAnsi="Meiryo" w:eastAsia="Meiryo"/>
-          <w:b/>
-          <w:sz w:val="21"/>
-        </w:rPr>
-        <w:t>はい</w:t>
-      </w:r>
-      <w:r>
-        <w:rPr>
-          <w:rFonts w:ascii="Meiryo" w:hAnsi="Meiryo" w:eastAsia="Meiryo"/>
-          <w:b w:val="0"/>
-          <w:sz w:val="21"/>
-        </w:rPr>
-        <w:t>」でOK。</w:t>
-      </w:r>
-    </w:p>
-    <w:p>
-      <w:pPr>
-        <w:pStyle w:val="ListNumber"/>
-      </w:pPr>
-      <w:r>
-        <w:rPr>
-          <w:rFonts w:ascii="Meiryo" w:hAnsi="Meiryo" w:eastAsia="Meiryo"/>
-          <w:b w:val="0"/>
-          <w:sz w:val="21"/>
-        </w:rPr>
-        <w:t>黒い画面に「</w:t>
-      </w:r>
-      <w:r>
-        <w:rPr>
-          <w:rFonts w:ascii="Meiryo" w:hAnsi="Meiryo" w:eastAsia="Meiryo"/>
-          <w:b/>
-          <w:sz w:val="21"/>
-        </w:rPr>
-        <w:t>セットアップ完了</w:t>
-      </w:r>
-      <w:r>
-        <w:rPr>
-          <w:rFonts w:ascii="Meiryo" w:hAnsi="Meiryo" w:eastAsia="Meiryo"/>
-          <w:b w:val="0"/>
-          <w:sz w:val="21"/>
-        </w:rPr>
-        <w:t>」と出たら成功。</w:t>
-      </w:r>
-      <w:r>
-        <w:rPr>
-          <w:rFonts w:ascii="Meiryo" w:hAnsi="Meiryo" w:eastAsia="Meiryo"/>
-          <w:b w:val="0"/>
-          <w:color w:val="C03A2B"/>
-          <w:sz w:val="21"/>
-        </w:rPr>
-        <w:t>Enter</w:t>
-      </w:r>
-      <w:r>
-        <w:rPr>
-          <w:rFonts w:ascii="Meiryo" w:hAnsi="Meiryo" w:eastAsia="Meiryo"/>
-          <w:b w:val="0"/>
-          <w:sz w:val="21"/>
-        </w:rPr>
-        <w:t>キーで閉じる。</w:t>
+        <w:t>そのままインストールが進みます。特に確認画面は出ず、自動で完了します。</w:t>
       </w:r>
     </w:p>
     <w:p>
@@ -2563,175 +2790,12 @@
         <w:t>ください。</w:t>
       </w:r>
     </w:p>
-    <w:tbl>
-      <w:tblPr>
-        <w:tblStyle w:val="TableGrid"/>
-        <w:tblW w:type="auto" w:w="0"/>
-        <w:tblLook w:firstColumn="1" w:firstRow="1" w:lastColumn="0" w:lastRow="0" w:noHBand="0" w:noVBand="1" w:val="04A0"/>
-      </w:tblPr>
-      <w:tblGrid>
-        <w:gridCol w:w="4320"/>
-        <w:gridCol w:w="4320"/>
-      </w:tblGrid>
-      <w:tr>
-        <w:tc>
-          <w:tcPr>
-            <w:tcW w:type="dxa" w:w="4320"/>
-            <w:shd w:val="clear" w:color="auto" w:fill="5B2C83"/>
-          </w:tcPr>
-          <w:p>
-            <w:r>
-              <w:rPr>
-                <w:b/>
-              </w:rPr>
-            </w:r>
-            <w:r>
-              <w:rPr>
-                <w:rFonts w:ascii="Meiryo" w:hAnsi="Meiryo" w:eastAsia="Meiryo"/>
-                <w:b/>
-                <w:color w:val="FFFFFF"/>
-                <w:sz w:val="20"/>
-              </w:rPr>
-              <w:t>うまくいかないとき</w:t>
-            </w:r>
-          </w:p>
-        </w:tc>
-        <w:tc>
-          <w:tcPr>
-            <w:tcW w:type="dxa" w:w="4320"/>
-            <w:shd w:val="clear" w:color="auto" w:fill="5B2C83"/>
-          </w:tcPr>
-          <w:p>
-            <w:r>
-              <w:rPr>
-                <w:b/>
-              </w:rPr>
-            </w:r>
-            <w:r>
-              <w:rPr>
-                <w:rFonts w:ascii="Meiryo" w:hAnsi="Meiryo" w:eastAsia="Meiryo"/>
-                <w:b/>
-                <w:color w:val="FFFFFF"/>
-                <w:sz w:val="20"/>
-              </w:rPr>
-              <w:t>対処</w:t>
-            </w:r>
-          </w:p>
-        </w:tc>
-      </w:tr>
-      <w:tr>
-        <w:tc>
-          <w:tcPr>
-            <w:tcW w:type="dxa" w:w="4320"/>
-          </w:tcPr>
-          <w:p>
-            <w:r/>
-            <w:r>
-              <w:rPr>
-                <w:rFonts w:ascii="Meiryo" w:hAnsi="Meiryo" w:eastAsia="Meiryo"/>
-                <w:b w:val="0"/>
-                <w:sz w:val="20"/>
-              </w:rPr>
-              <w:t>「winget が見つかりません」</w:t>
-            </w:r>
-          </w:p>
-        </w:tc>
-        <w:tc>
-          <w:tcPr>
-            <w:tcW w:type="dxa" w:w="4320"/>
-          </w:tcPr>
-          <w:p>
-            <w:r/>
-            <w:r>
-              <w:rPr>
-                <w:rFonts w:ascii="Meiryo" w:hAnsi="Meiryo" w:eastAsia="Meiryo"/>
-                <w:b w:val="0"/>
-                <w:sz w:val="20"/>
-              </w:rPr>
-              <w:t>Microsoft Storeで「アプリ インストーラー」を入れて再実行</w:t>
-            </w:r>
-          </w:p>
-        </w:tc>
-      </w:tr>
-      <w:tr>
-        <w:tc>
-          <w:tcPr>
-            <w:tcW w:type="dxa" w:w="4320"/>
-          </w:tcPr>
-          <w:p>
-            <w:r/>
-            <w:r>
-              <w:rPr>
-                <w:rFonts w:ascii="Meiryo" w:hAnsi="Meiryo" w:eastAsia="Meiryo"/>
-                <w:b w:val="0"/>
-                <w:sz w:val="20"/>
-              </w:rPr>
-              <w:t>「要確認」と赤字</w:t>
-            </w:r>
-          </w:p>
-        </w:tc>
-        <w:tc>
-          <w:tcPr>
-            <w:tcW w:type="dxa" w:w="4320"/>
-          </w:tcPr>
-          <w:p>
-            <w:r/>
-            <w:r>
-              <w:rPr>
-                <w:rFonts w:ascii="Meiryo" w:hAnsi="Meiryo" w:eastAsia="Meiryo"/>
-                <w:b w:val="0"/>
-                <w:sz w:val="20"/>
-              </w:rPr>
-              <w:t>PCを再起動して、もう一度 .bat を実行</w:t>
-            </w:r>
-          </w:p>
-        </w:tc>
-      </w:tr>
-      <w:tr>
-        <w:tc>
-          <w:tcPr>
-            <w:tcW w:type="dxa" w:w="4320"/>
-          </w:tcPr>
-          <w:p>
-            <w:r/>
-            <w:r>
-              <w:rPr>
-                <w:rFonts w:ascii="Meiryo" w:hAnsi="Meiryo" w:eastAsia="Meiryo"/>
-                <w:b w:val="0"/>
-                <w:sz w:val="20"/>
-              </w:rPr>
-              <w:t>docx が「保留」</w:t>
-            </w:r>
-          </w:p>
-        </w:tc>
-        <w:tc>
-          <w:tcPr>
-            <w:tcW w:type="dxa" w:w="4320"/>
-          </w:tcPr>
-          <w:p>
-            <w:r/>
-            <w:r>
-              <w:rPr>
-                <w:rFonts w:ascii="Meiryo" w:hAnsi="Meiryo" w:eastAsia="Meiryo"/>
-                <w:b w:val="0"/>
-                <w:sz w:val="20"/>
-              </w:rPr>
-              <w:t>PCを再起動して、もう一度 .bat を実行</w:t>
-            </w:r>
-          </w:p>
-        </w:tc>
-      </w:tr>
-    </w:tbl>
-    <w:p/>
     <w:p>
-      <w:r>
-        <w:rPr>
-          <w:rFonts w:ascii="Meiryo" w:hAnsi="Meiryo" w:eastAsia="Meiryo"/>
-          <w:b w:val="0"/>
-          <w:sz w:val="21"/>
-        </w:rPr>
-        <w:t>それでも解決しないときは、画面を写真に撮って五郎（社長経由）に共有してください。一緒に直します。</w:t>
-      </w:r>
+      <w:pPr>
+        <w:pBdr>
+          <w:bottom w:val="single" w:sz="6" w:space="1" w:color="C9A8E0"/>
+        </w:pBdr>
+      </w:pPr>
     </w:p>
     <w:p>
       <w:pPr>
@@ -2744,7 +2808,7 @@
           <w:color w:val="5B2C83"/>
           <w:sz w:val="30"/>
         </w:rPr>
-        <w:t>STEP 5　秘書を"誕生"させる</w:t>
+        <w:t>STEP 6　保存先フォルダの設定</w:t>
       </w:r>
     </w:p>
     <w:p>
@@ -2754,7 +2818,593 @@
           <w:b w:val="0"/>
           <w:sz w:val="21"/>
         </w:rPr>
-        <w:t>Claudeアプリの入力欄に、この手順書の</w:t>
+        <w:t>秘書が作った資料や記録を保存するフォルダを決めます。</w:t>
+      </w:r>
+    </w:p>
+    <w:p>
+      <w:pPr>
+        <w:spacing w:after="80"/>
+      </w:pPr>
+      <w:r>
+        <w:rPr>
+          <w:rFonts w:ascii="Meiryo" w:hAnsi="Meiryo" w:eastAsia="Meiryo"/>
+          <w:b/>
+          <w:color w:val="5B2C83"/>
+          <w:sz w:val="25"/>
+        </w:rPr>
+        <w:t>フォルダを作る</w:t>
+      </w:r>
+    </w:p>
+    <w:p>
+      <w:pPr>
+        <w:pStyle w:val="ListNumber"/>
+      </w:pPr>
+      <w:r>
+        <w:rPr>
+          <w:rFonts w:ascii="Meiryo" w:hAnsi="Meiryo" w:eastAsia="Meiryo"/>
+          <w:b w:val="0"/>
+          <w:sz w:val="21"/>
+        </w:rPr>
+        <w:t>デスクトップに新しいフォルダを作る（右クリック →「新規作成」→「フォルダー」）。</w:t>
+      </w:r>
+    </w:p>
+    <w:p>
+      <w:pPr>
+        <w:pStyle w:val="ListNumber"/>
+      </w:pPr>
+      <w:r>
+        <w:rPr>
+          <w:rFonts w:ascii="Meiryo" w:hAnsi="Meiryo" w:eastAsia="Meiryo"/>
+          <w:b w:val="0"/>
+          <w:sz w:val="21"/>
+        </w:rPr>
+        <w:t>名前を分かりやすいものにする（例：「落合_秘書」「仕事」など）。</w:t>
+      </w:r>
+    </w:p>
+    <w:p>
+      <w:pPr>
+        <w:pStyle w:val="ListNumber"/>
+      </w:pPr>
+      <w:r>
+        <w:rPr>
+          <w:rFonts w:ascii="Meiryo" w:hAnsi="Meiryo" w:eastAsia="Meiryo"/>
+          <w:b w:val="0"/>
+          <w:sz w:val="21"/>
+        </w:rPr>
+        <w:t>このフォルダの中で秘書と仕事をします。秘書が作るファイルはここに保存されます。</w:t>
+      </w:r>
+    </w:p>
+    <w:p>
+      <w:pPr>
+        <w:spacing w:after="80"/>
+      </w:pPr>
+      <w:r>
+        <w:rPr>
+          <w:rFonts w:ascii="Meiryo" w:hAnsi="Meiryo" w:eastAsia="Meiryo"/>
+          <w:b/>
+          <w:color w:val="5B2C83"/>
+          <w:sz w:val="25"/>
+        </w:rPr>
+        <w:t>GitHubと接続する（会社PCと自宅PCの同期に必要）</w:t>
+      </w:r>
+    </w:p>
+    <w:p>
+      <w:pPr>
+        <w:pStyle w:val="ListNumber"/>
+      </w:pPr>
+      <w:r>
+        <w:rPr>
+          <w:rFonts w:ascii="Meiryo" w:hAnsi="Meiryo" w:eastAsia="Meiryo"/>
+          <w:b w:val="0"/>
+          <w:sz w:val="21"/>
+        </w:rPr>
+        <w:t xml:space="preserve">住所欄に </w:t>
+      </w:r>
+      <w:r>
+        <w:rPr>
+          <w:rFonts w:ascii="Meiryo" w:hAnsi="Meiryo" w:eastAsia="Meiryo"/>
+          <w:b/>
+          <w:sz w:val="21"/>
+        </w:rPr>
+        <w:t>`github.com`</w:t>
+      </w:r>
+      <w:r>
+        <w:rPr>
+          <w:rFonts w:ascii="Meiryo" w:hAnsi="Meiryo" w:eastAsia="Meiryo"/>
+          <w:b w:val="0"/>
+          <w:sz w:val="21"/>
+        </w:rPr>
+        <w:t xml:space="preserve"> と入力して Enter。</w:t>
+      </w:r>
+    </w:p>
+    <w:p>
+      <w:pPr>
+        <w:pStyle w:val="ListNumber"/>
+      </w:pPr>
+      <w:r>
+        <w:rPr>
+          <w:rFonts w:ascii="Meiryo" w:hAnsi="Meiryo" w:eastAsia="Meiryo"/>
+          <w:b w:val="0"/>
+          <w:sz w:val="21"/>
+        </w:rPr>
+        <w:t>「</w:t>
+      </w:r>
+      <w:r>
+        <w:rPr>
+          <w:rFonts w:ascii="Meiryo" w:hAnsi="Meiryo" w:eastAsia="Meiryo"/>
+          <w:b/>
+          <w:sz w:val="21"/>
+        </w:rPr>
+        <w:t>Sign up</w:t>
+      </w:r>
+      <w:r>
+        <w:rPr>
+          <w:rFonts w:ascii="Meiryo" w:hAnsi="Meiryo" w:eastAsia="Meiryo"/>
+          <w:b w:val="0"/>
+          <w:sz w:val="21"/>
+        </w:rPr>
+        <w:t>」でアカウントを作る（メールアドレスとパスワードを入れるだけ）。</w:t>
+      </w:r>
+    </w:p>
+    <w:p>
+      <w:pPr>
+        <w:pStyle w:val="ListNumber"/>
+      </w:pPr>
+      <w:r>
+        <w:rPr>
+          <w:rFonts w:ascii="Meiryo" w:hAnsi="Meiryo" w:eastAsia="Meiryo"/>
+          <w:b w:val="0"/>
+          <w:sz w:val="21"/>
+        </w:rPr>
+        <w:t>秘書に「</w:t>
+      </w:r>
+      <w:r>
+        <w:rPr>
+          <w:rFonts w:ascii="Meiryo" w:hAnsi="Meiryo" w:eastAsia="Meiryo"/>
+          <w:b/>
+          <w:sz w:val="21"/>
+        </w:rPr>
+        <w:t>このフォルダをGitHubにつないで</w:t>
+      </w:r>
+      <w:r>
+        <w:rPr>
+          <w:rFonts w:ascii="Meiryo" w:hAnsi="Meiryo" w:eastAsia="Meiryo"/>
+          <w:b w:val="0"/>
+          <w:sz w:val="21"/>
+        </w:rPr>
+        <w:t>」と言えば、秘書が接続の作業をやってくれます。</w:t>
+      </w:r>
+    </w:p>
+    <w:p>
+      <w:pPr>
+        <w:spacing w:after="80"/>
+      </w:pPr>
+      <w:r>
+        <w:rPr>
+          <w:rFonts w:ascii="Meiryo" w:hAnsi="Meiryo" w:eastAsia="Meiryo"/>
+          <w:b/>
+          <w:color w:val="5B2C83"/>
+          <w:sz w:val="25"/>
+        </w:rPr>
+        <w:t>毎日の使い方（同期）</w:t>
+      </w:r>
+    </w:p>
+    <w:p>
+      <w:pPr>
+        <w:pStyle w:val="ListBullet"/>
+      </w:pPr>
+      <w:r>
+        <w:rPr>
+          <w:rFonts w:ascii="Meiryo" w:hAnsi="Meiryo" w:eastAsia="Meiryo"/>
+          <w:b w:val="0"/>
+          <w:sz w:val="21"/>
+        </w:rPr>
+        <w:t>仕事を始める前：「</w:t>
+      </w:r>
+      <w:r>
+        <w:rPr>
+          <w:rFonts w:ascii="Meiryo" w:hAnsi="Meiryo" w:eastAsia="Meiryo"/>
+          <w:b/>
+          <w:sz w:val="21"/>
+        </w:rPr>
+        <w:t>最新にして</w:t>
+      </w:r>
+      <w:r>
+        <w:rPr>
+          <w:rFonts w:ascii="Meiryo" w:hAnsi="Meiryo" w:eastAsia="Meiryo"/>
+          <w:b w:val="0"/>
+          <w:sz w:val="21"/>
+        </w:rPr>
+        <w:t>」と言う（棚から最新を出す＝プル）。</w:t>
+      </w:r>
+    </w:p>
+    <w:p>
+      <w:pPr>
+        <w:pStyle w:val="ListBullet"/>
+      </w:pPr>
+      <w:r>
+        <w:rPr>
+          <w:rFonts w:ascii="Meiryo" w:hAnsi="Meiryo" w:eastAsia="Meiryo"/>
+          <w:b w:val="0"/>
+          <w:sz w:val="21"/>
+        </w:rPr>
+        <w:t>何か作ったとき：「</w:t>
+      </w:r>
+      <w:r>
+        <w:rPr>
+          <w:rFonts w:ascii="Meiryo" w:hAnsi="Meiryo" w:eastAsia="Meiryo"/>
+          <w:b/>
+          <w:sz w:val="21"/>
+        </w:rPr>
+        <w:t>同期して</w:t>
+      </w:r>
+      <w:r>
+        <w:rPr>
+          <w:rFonts w:ascii="Meiryo" w:hAnsi="Meiryo" w:eastAsia="Meiryo"/>
+          <w:b w:val="0"/>
+          <w:sz w:val="21"/>
+        </w:rPr>
+        <w:t>」と言う（棚に入れる＝プッシュ）。</w:t>
+      </w:r>
+    </w:p>
+    <w:p>
+      <w:pPr>
+        <w:pStyle w:val="ListBullet"/>
+      </w:pPr>
+      <w:r>
+        <w:rPr>
+          <w:rFonts w:ascii="Meiryo" w:hAnsi="Meiryo" w:eastAsia="Meiryo"/>
+          <w:b/>
+          <w:sz w:val="21"/>
+        </w:rPr>
+        <w:t>作ったら、その場ですぐ同期する</w:t>
+      </w:r>
+      <w:r>
+        <w:rPr>
+          <w:rFonts w:ascii="Meiryo" w:hAnsi="Meiryo" w:eastAsia="Meiryo"/>
+          <w:b w:val="0"/>
+          <w:sz w:val="21"/>
+        </w:rPr>
+        <w:t>（あとでまとめてやらない）。これが一番大切。</w:t>
+      </w:r>
+    </w:p>
+    <w:p>
+      <w:pPr>
+        <w:pBdr>
+          <w:bottom w:val="single" w:sz="6" w:space="1" w:color="C9A8E0"/>
+        </w:pBdr>
+      </w:pPr>
+    </w:p>
+    <w:p>
+      <w:pPr>
+        <w:spacing w:before="200" w:after="80"/>
+      </w:pPr>
+      <w:r>
+        <w:rPr>
+          <w:rFonts w:ascii="Meiryo" w:hAnsi="Meiryo" w:eastAsia="Meiryo"/>
+          <w:b/>
+          <w:color w:val="5B2C83"/>
+          <w:sz w:val="30"/>
+        </w:rPr>
+        <w:t>STEP 7　コネクタの追加（Gmailなど外部サービスとの連携）</w:t>
+      </w:r>
+    </w:p>
+    <w:p>
+      <w:r>
+        <w:rPr>
+          <w:rFonts w:ascii="Meiryo" w:hAnsi="Meiryo" w:eastAsia="Meiryo"/>
+          <w:b w:val="0"/>
+          <w:sz w:val="21"/>
+        </w:rPr>
+        <w:t>秘書にGmailやブラウザを使わせるための設定です。</w:t>
+      </w:r>
+    </w:p>
+    <w:p>
+      <w:pPr>
+        <w:spacing w:after="80"/>
+      </w:pPr>
+      <w:r>
+        <w:rPr>
+          <w:rFonts w:ascii="Meiryo" w:hAnsi="Meiryo" w:eastAsia="Meiryo"/>
+          <w:b/>
+          <w:color w:val="5B2C83"/>
+          <w:sz w:val="25"/>
+        </w:rPr>
+        <w:t>Gmail連携</w:t>
+      </w:r>
+    </w:p>
+    <w:p>
+      <w:pPr>
+        <w:pStyle w:val="ListNumber"/>
+      </w:pPr>
+      <w:r>
+        <w:rPr>
+          <w:rFonts w:ascii="Meiryo" w:hAnsi="Meiryo" w:eastAsia="Meiryo"/>
+          <w:b w:val="0"/>
+          <w:sz w:val="21"/>
+        </w:rPr>
+        <w:t>Claudeアプリを開く。</w:t>
+      </w:r>
+    </w:p>
+    <w:p>
+      <w:pPr>
+        <w:pStyle w:val="ListNumber"/>
+      </w:pPr>
+      <w:r>
+        <w:rPr>
+          <w:rFonts w:ascii="Meiryo" w:hAnsi="Meiryo" w:eastAsia="Meiryo"/>
+          <w:b w:val="0"/>
+          <w:sz w:val="21"/>
+        </w:rPr>
+        <w:t>左の「＋」または「</w:t>
+      </w:r>
+      <w:r>
+        <w:rPr>
+          <w:rFonts w:ascii="Meiryo" w:hAnsi="Meiryo" w:eastAsia="Meiryo"/>
+          <w:b/>
+          <w:sz w:val="21"/>
+        </w:rPr>
+        <w:t>Connectors</w:t>
+      </w:r>
+      <w:r>
+        <w:rPr>
+          <w:rFonts w:ascii="Meiryo" w:hAnsi="Meiryo" w:eastAsia="Meiryo"/>
+          <w:b w:val="0"/>
+          <w:sz w:val="21"/>
+        </w:rPr>
+        <w:t>」メニューを探す。</w:t>
+      </w:r>
+    </w:p>
+    <w:p>
+      <w:pPr>
+        <w:pStyle w:val="ListNumber"/>
+      </w:pPr>
+      <w:r>
+        <w:rPr>
+          <w:rFonts w:ascii="Meiryo" w:hAnsi="Meiryo" w:eastAsia="Meiryo"/>
+          <w:b w:val="0"/>
+          <w:sz w:val="21"/>
+        </w:rPr>
+        <w:t>「</w:t>
+      </w:r>
+      <w:r>
+        <w:rPr>
+          <w:rFonts w:ascii="Meiryo" w:hAnsi="Meiryo" w:eastAsia="Meiryo"/>
+          <w:b/>
+          <w:sz w:val="21"/>
+        </w:rPr>
+        <w:t>Gmail</w:t>
+      </w:r>
+      <w:r>
+        <w:rPr>
+          <w:rFonts w:ascii="Meiryo" w:hAnsi="Meiryo" w:eastAsia="Meiryo"/>
+          <w:b w:val="0"/>
+          <w:sz w:val="21"/>
+        </w:rPr>
+        <w:t>」を選び、自分のGoogleアカウントでログインして許可する。</w:t>
+      </w:r>
+    </w:p>
+    <w:p>
+      <w:pPr>
+        <w:pStyle w:val="ListNumber"/>
+      </w:pPr>
+      <w:r>
+        <w:rPr>
+          <w:rFonts w:ascii="Meiryo" w:hAnsi="Meiryo" w:eastAsia="Meiryo"/>
+          <w:b w:val="0"/>
+          <w:sz w:val="21"/>
+        </w:rPr>
+        <w:t>これで秘書がGmailのメールを読んだり、仕分けしたりできるようになります。</w:t>
+      </w:r>
+    </w:p>
+    <w:p>
+      <w:pPr>
+        <w:spacing w:after="80"/>
+      </w:pPr>
+      <w:r>
+        <w:rPr>
+          <w:rFonts w:ascii="Meiryo" w:hAnsi="Meiryo" w:eastAsia="Meiryo"/>
+          <w:b/>
+          <w:color w:val="5B2C83"/>
+          <w:sz w:val="25"/>
+        </w:rPr>
+        <w:t>Claude in Chrome（ブラウザ連携）</w:t>
+      </w:r>
+    </w:p>
+    <w:p>
+      <w:r>
+        <w:rPr>
+          <w:rFonts w:ascii="Meiryo" w:hAnsi="Meiryo" w:eastAsia="Meiryo"/>
+          <w:b w:val="0"/>
+          <w:sz w:val="21"/>
+        </w:rPr>
+        <w:t>秘書にウェブページの中身を読ませたり、操作させたりする拡張機能です。</w:t>
+      </w:r>
+    </w:p>
+    <w:p>
+      <w:pPr>
+        <w:pStyle w:val="ListNumber"/>
+      </w:pPr>
+      <w:r>
+        <w:rPr>
+          <w:rFonts w:ascii="Meiryo" w:hAnsi="Meiryo" w:eastAsia="Meiryo"/>
+          <w:b w:val="0"/>
+          <w:sz w:val="21"/>
+        </w:rPr>
+        <w:t>Google Chromeを開く。</w:t>
+      </w:r>
+    </w:p>
+    <w:p>
+      <w:pPr>
+        <w:pStyle w:val="ListNumber"/>
+      </w:pPr>
+      <w:r>
+        <w:rPr>
+          <w:rFonts w:ascii="Meiryo" w:hAnsi="Meiryo" w:eastAsia="Meiryo"/>
+          <w:b w:val="0"/>
+          <w:sz w:val="21"/>
+        </w:rPr>
+        <w:t xml:space="preserve">住所欄に </w:t>
+      </w:r>
+      <w:r>
+        <w:rPr>
+          <w:rFonts w:ascii="Meiryo" w:hAnsi="Meiryo" w:eastAsia="Meiryo"/>
+          <w:b/>
+          <w:sz w:val="21"/>
+        </w:rPr>
+        <w:t>`chrome.google.com/webstore`</w:t>
+      </w:r>
+      <w:r>
+        <w:rPr>
+          <w:rFonts w:ascii="Meiryo" w:hAnsi="Meiryo" w:eastAsia="Meiryo"/>
+          <w:b w:val="0"/>
+          <w:sz w:val="21"/>
+        </w:rPr>
+        <w:t xml:space="preserve"> と入力して Enter。</w:t>
+      </w:r>
+    </w:p>
+    <w:p>
+      <w:pPr>
+        <w:pStyle w:val="ListNumber"/>
+      </w:pPr>
+      <w:r>
+        <w:rPr>
+          <w:rFonts w:ascii="Meiryo" w:hAnsi="Meiryo" w:eastAsia="Meiryo"/>
+          <w:b w:val="0"/>
+          <w:sz w:val="21"/>
+        </w:rPr>
+        <w:t>「</w:t>
+      </w:r>
+      <w:r>
+        <w:rPr>
+          <w:rFonts w:ascii="Meiryo" w:hAnsi="Meiryo" w:eastAsia="Meiryo"/>
+          <w:b/>
+          <w:sz w:val="21"/>
+        </w:rPr>
+        <w:t>Claude</w:t>
+      </w:r>
+      <w:r>
+        <w:rPr>
+          <w:rFonts w:ascii="Meiryo" w:hAnsi="Meiryo" w:eastAsia="Meiryo"/>
+          <w:b w:val="0"/>
+          <w:sz w:val="21"/>
+        </w:rPr>
+        <w:t>」で検索。</w:t>
+      </w:r>
+    </w:p>
+    <w:p>
+      <w:pPr>
+        <w:pStyle w:val="ListNumber"/>
+      </w:pPr>
+      <w:r>
+        <w:rPr>
+          <w:rFonts w:ascii="Meiryo" w:hAnsi="Meiryo" w:eastAsia="Meiryo"/>
+          <w:b w:val="0"/>
+          <w:sz w:val="21"/>
+        </w:rPr>
+        <w:t>「</w:t>
+      </w:r>
+      <w:r>
+        <w:rPr>
+          <w:rFonts w:ascii="Meiryo" w:hAnsi="Meiryo" w:eastAsia="Meiryo"/>
+          <w:b/>
+          <w:sz w:val="21"/>
+        </w:rPr>
+        <w:t>Claude</w:t>
+      </w:r>
+      <w:r>
+        <w:rPr>
+          <w:rFonts w:ascii="Meiryo" w:hAnsi="Meiryo" w:eastAsia="Meiryo"/>
+          <w:b w:val="0"/>
+          <w:sz w:val="21"/>
+        </w:rPr>
+        <w:t>」（Anthropic公式）の拡張機能を見つけて「</w:t>
+      </w:r>
+      <w:r>
+        <w:rPr>
+          <w:rFonts w:ascii="Meiryo" w:hAnsi="Meiryo" w:eastAsia="Meiryo"/>
+          <w:b/>
+          <w:sz w:val="21"/>
+        </w:rPr>
+        <w:t>Chromeに追加</w:t>
+      </w:r>
+      <w:r>
+        <w:rPr>
+          <w:rFonts w:ascii="Meiryo" w:hAnsi="Meiryo" w:eastAsia="Meiryo"/>
+          <w:b w:val="0"/>
+          <w:sz w:val="21"/>
+        </w:rPr>
+        <w:t>」。</w:t>
+      </w:r>
+    </w:p>
+    <w:p>
+      <w:pPr>
+        <w:pStyle w:val="ListNumber"/>
+      </w:pPr>
+      <w:r>
+        <w:rPr>
+          <w:rFonts w:ascii="Meiryo" w:hAnsi="Meiryo" w:eastAsia="Meiryo"/>
+          <w:b w:val="0"/>
+          <w:sz w:val="21"/>
+        </w:rPr>
+        <w:t>「拡張機能を追加」をクリック。</w:t>
+      </w:r>
+    </w:p>
+    <w:p>
+      <w:pPr>
+        <w:pBdr>
+          <w:bottom w:val="single" w:sz="6" w:space="1" w:color="C9A8E0"/>
+        </w:pBdr>
+      </w:pPr>
+    </w:p>
+    <w:p>
+      <w:pPr>
+        <w:spacing w:before="200" w:after="80"/>
+      </w:pPr>
+      <w:r>
+        <w:rPr>
+          <w:rFonts w:ascii="Meiryo" w:hAnsi="Meiryo" w:eastAsia="Meiryo"/>
+          <w:b/>
+          <w:color w:val="5B2C83"/>
+          <w:sz w:val="30"/>
+        </w:rPr>
+        <w:t>STEP 8　秘書を"誕生"させる</w:t>
+      </w:r>
+    </w:p>
+    <w:p>
+      <w:r>
+        <w:rPr>
+          <w:rFonts w:ascii="Meiryo" w:hAnsi="Meiryo" w:eastAsia="Meiryo"/>
+          <w:b w:val="0"/>
+          <w:sz w:val="21"/>
+        </w:rPr>
+        <w:t>最後に、秘書に名前と性格を覚えてもらいます。</w:t>
+      </w:r>
+    </w:p>
+    <w:p>
+      <w:pPr>
+        <w:pStyle w:val="ListNumber"/>
+      </w:pPr>
+      <w:r>
+        <w:rPr>
+          <w:rFonts w:ascii="Meiryo" w:hAnsi="Meiryo" w:eastAsia="Meiryo"/>
+          <w:b w:val="0"/>
+          <w:sz w:val="21"/>
+        </w:rPr>
+        <w:t>Claudeアプリの入力欄をクリック。</w:t>
+      </w:r>
+    </w:p>
+    <w:p>
+      <w:pPr>
+        <w:pStyle w:val="ListNumber"/>
+      </w:pPr>
+      <w:r>
+        <w:rPr>
+          <w:rFonts w:ascii="Meiryo" w:hAnsi="Meiryo" w:eastAsia="Meiryo"/>
+          <w:b w:val="0"/>
+          <w:sz w:val="21"/>
+        </w:rPr>
+        <w:t>この手順書の</w:t>
       </w:r>
       <w:r>
         <w:rPr>
@@ -2770,20 +3420,7 @@
           <w:b w:val="0"/>
           <w:sz w:val="21"/>
         </w:rPr>
-        <w:t>をまるごとコピーして貼り付けます。</w:t>
-      </w:r>
-    </w:p>
-    <w:p>
-      <w:pPr>
-        <w:pStyle w:val="ListNumber"/>
-      </w:pPr>
-      <w:r>
-        <w:rPr>
-          <w:rFonts w:ascii="Meiryo" w:hAnsi="Meiryo" w:eastAsia="Meiryo"/>
-          <w:b w:val="0"/>
-          <w:sz w:val="21"/>
-        </w:rPr>
-        <w:t>付録の設定文をマウスでなぞって選び、右クリック→「コピー」。</w:t>
+        <w:t>を、まるごとコピー（マウスでなぞって選び、右クリック→「コピー」）。</w:t>
       </w:r>
     </w:p>
     <w:p>
@@ -2817,7 +3454,7 @@
           <w:b w:val="0"/>
           <w:sz w:val="21"/>
         </w:rPr>
-        <w:t xml:space="preserve"> の部分を、落合さんが決めた名前に書き直す。</w:t>
+        <w:t>を、落合さんが決めた名前に書き直す。</w:t>
       </w:r>
     </w:p>
     <w:p>
@@ -2851,7 +3488,7 @@
           <w:b w:val="0"/>
           <w:sz w:val="21"/>
         </w:rPr>
-        <w:t>秘書が「はじめまして」と名乗って挨拶してくれたら、</w:t>
+        <w:t>秘書が名乗って挨拶してくれたら、</w:t>
       </w:r>
       <w:r>
         <w:rPr>
@@ -2890,7 +3527,7 @@
           <w:b w:val="0"/>
           <w:sz w:val="21"/>
         </w:rPr>
-        <w:t>外出先や移動中でも、秘書と一緒に仕事ができるようになります。</w:t>
+        <w:t>外出先や移動中でも、秘書に相談や指示ができるようになります。</w:t>
       </w:r>
     </w:p>
     <w:p>
@@ -3092,7 +3729,7 @@
           <w:b w:val="0"/>
           <w:sz w:val="21"/>
         </w:rPr>
-        <w:t>）のアプリを探す。オレンジ系アイコンが目印。</w:t>
+        <w:t>）を探す。オレンジ系アイコンが目印。</w:t>
       </w:r>
     </w:p>
     <w:p>
@@ -3165,7 +3802,7 @@
           <w:color w:val="444444"/>
           <w:sz w:val="20"/>
         </w:rPr>
-        <w:t>」か必ず確認。</w:t>
+        <w:t>」か確認。</w:t>
       </w:r>
     </w:p>
     <w:p>
@@ -3272,7 +3909,7 @@
           <w:color w:val="444444"/>
           <w:sz w:val="20"/>
         </w:rPr>
-        <w:t>Proプランの機能がスマホでもそのまま使えます。追加のお金はかかりません。</w:t>
+        <w:t>追加のお金はかかりません。</w:t>
       </w:r>
     </w:p>
     <w:p>
@@ -3379,19 +4016,6 @@
     </w:p>
     <w:p>
       <w:pPr>
-        <w:pStyle w:val="ListBullet"/>
-      </w:pPr>
-      <w:r>
-        <w:rPr>
-          <w:rFonts w:ascii="Meiryo" w:hAnsi="Meiryo" w:eastAsia="Meiryo"/>
-          <w:b w:val="0"/>
-          <w:sz w:val="21"/>
-        </w:rPr>
-        <w:t>あとでそのメモをパソコンの秘書に渡せば、作業まで仕上げてくれます。</w:t>
-      </w:r>
-    </w:p>
-    <w:p>
-      <w:pPr>
         <w:ind w:left="240"/>
         <w:pBdr>
           <w:left w:val="single" w:sz="18" w:space="8" w:color="C9A8E0"/>
@@ -3428,7 +4052,114 @@
           <w:b/>
           <w:sz w:val="21"/>
         </w:rPr>
-        <w:t>この設定をしないと、スマホのClaudeは落合さんのことも秘書のことも知らない「ただのClaude」のままです。</w:t>
+        <w:t>この設定をしないと、スマホのClaudeは落合さんのことを知らない「ただのClaude」のままです。</w:t>
+      </w:r>
+    </w:p>
+    <w:p>
+      <w:pPr>
+        <w:spacing w:after="80"/>
+      </w:pPr>
+      <w:r>
+        <w:rPr>
+          <w:rFonts w:ascii="Meiryo" w:hAnsi="Meiryo" w:eastAsia="Meiryo"/>
+          <w:b/>
+          <w:color w:val="5B2C83"/>
+          <w:sz w:val="25"/>
+        </w:rPr>
+        <w:t>ファイルをスマホに送る方法</w:t>
+      </w:r>
+    </w:p>
+    <w:p>
+      <w:pPr>
+        <w:pStyle w:val="ListBullet"/>
+      </w:pPr>
+      <w:r>
+        <w:rPr>
+          <w:rFonts w:ascii="Meiryo" w:hAnsi="Meiryo" w:eastAsia="Meiryo"/>
+          <w:b/>
+          <w:sz w:val="21"/>
+        </w:rPr>
+        <w:t>Googleドライブ：</w:t>
+      </w:r>
+      <w:r>
+        <w:rPr>
+          <w:rFonts w:ascii="Meiryo" w:hAnsi="Meiryo" w:eastAsia="Meiryo"/>
+          <w:b w:val="0"/>
+          <w:sz w:val="21"/>
+        </w:rPr>
+        <w:t xml:space="preserve"> パソコンでGoogleドライブにファイルを入れる → スマホのGoogleドライブアプリで開ける</w:t>
+      </w:r>
+    </w:p>
+    <w:p>
+      <w:pPr>
+        <w:pStyle w:val="ListBullet"/>
+      </w:pPr>
+      <w:r>
+        <w:rPr>
+          <w:rFonts w:ascii="Meiryo" w:hAnsi="Meiryo" w:eastAsia="Meiryo"/>
+          <w:b/>
+          <w:sz w:val="21"/>
+        </w:rPr>
+        <w:t>メール添付：</w:t>
+      </w:r>
+      <w:r>
+        <w:rPr>
+          <w:rFonts w:ascii="Meiryo" w:hAnsi="Meiryo" w:eastAsia="Meiryo"/>
+          <w:b w:val="0"/>
+          <w:sz w:val="21"/>
+        </w:rPr>
+        <w:t xml:space="preserve"> 自分のメールにファイルを添付して送る → スマホで受信して保存</w:t>
+      </w:r>
+    </w:p>
+    <w:p>
+      <w:pPr>
+        <w:pStyle w:val="ListBullet"/>
+      </w:pPr>
+      <w:r>
+        <w:rPr>
+          <w:rFonts w:ascii="Meiryo" w:hAnsi="Meiryo" w:eastAsia="Meiryo"/>
+          <w:b/>
+          <w:sz w:val="21"/>
+        </w:rPr>
+        <w:t>パソコンのブラウザ（claude.ai）で設定：</w:t>
+      </w:r>
+      <w:r>
+        <w:rPr>
+          <w:rFonts w:ascii="Meiryo" w:hAnsi="Meiryo" w:eastAsia="Meiryo"/>
+          <w:b w:val="0"/>
+          <w:sz w:val="21"/>
+        </w:rPr>
+        <w:t xml:space="preserve"> パソコンで claude.ai を開き、同じ作業をすれば、スマホにも自動反映（</w:t>
+      </w:r>
+      <w:r>
+        <w:rPr>
+          <w:rFonts w:ascii="Meiryo" w:hAnsi="Meiryo" w:eastAsia="Meiryo"/>
+          <w:b/>
+          <w:sz w:val="21"/>
+        </w:rPr>
+        <w:t>一番ラク</w:t>
+      </w:r>
+      <w:r>
+        <w:rPr>
+          <w:rFonts w:ascii="Meiryo" w:hAnsi="Meiryo" w:eastAsia="Meiryo"/>
+          <w:b w:val="0"/>
+          <w:sz w:val="21"/>
+        </w:rPr>
+        <w:t>）</w:t>
+      </w:r>
+    </w:p>
+    <w:p>
+      <w:pPr>
+        <w:spacing w:after="80"/>
+      </w:pPr>
+      <w:r>
+        <w:rPr>
+          <w:rFonts w:ascii="Meiryo" w:hAnsi="Meiryo" w:eastAsia="Meiryo"/>
+          <w:b/>
+          <w:color w:val="5B2C83"/>
+          <w:sz w:val="25"/>
+        </w:rPr>
+        <w:t>設定手順</w:t>
       </w:r>
     </w:p>
     <w:p>
@@ -3470,7 +4201,7 @@
           <w:b w:val="0"/>
           <w:sz w:val="21"/>
         </w:rPr>
-        <w:t>新しいプロジェクトを作り、名前をつける（秘書の名前や「落合の秘書」など）。</w:t>
+        <w:t>新しいプロジェクトを作り、名前をつける（秘書の名前など）。</w:t>
       </w:r>
     </w:p>
     <w:p>
@@ -3600,7 +4331,7 @@
                 <w:b w:val="0"/>
                 <w:sz w:val="20"/>
               </w:rPr>
-              <w:t>秘書の人格・得意分野・落合さんとの関係</w:t>
+              <w:t>秘書の人格・得意分野</w:t>
             </w:r>
           </w:p>
         </w:tc>
@@ -3693,7 +4424,7 @@
           <w:b w:val="0"/>
           <w:sz w:val="21"/>
         </w:rPr>
-        <w:t xml:space="preserve"> で新しいチャットを始める。</w:t>
+        <w:t xml:space="preserve"> を始める（設定前の古いチャットは使わない）。</w:t>
       </w:r>
     </w:p>
     <w:p>
@@ -3714,7 +4445,7 @@
           <w:b/>
           <w:sz w:val="21"/>
         </w:rPr>
-        <w:t>「自己紹介して。私（落合）の仕事をどう手伝える？」</w:t>
+        <w:t>「自己紹介して。私の仕事をどう手伝える？」</w:t>
       </w:r>
       <w:r>
         <w:rPr>
@@ -3735,7 +4466,7 @@
           <w:b w:val="0"/>
           <w:sz w:val="21"/>
         </w:rPr>
-        <w:t xml:space="preserve">秘書が名乗り、就労支援の書類・経理総務・給料計算などを手伝える、と返ってきたら </w:t>
+        <w:t xml:space="preserve">名乗って答えたら </w:t>
       </w:r>
       <w:r>
         <w:rPr>
@@ -3756,11 +4487,398 @@
       <w:r>
         <w:rPr>
           <w:rFonts w:ascii="Meiryo" w:hAnsi="Meiryo" w:eastAsia="Meiryo"/>
+          <w:b w:val="0"/>
+          <w:color w:val="444444"/>
+          <w:sz w:val="20"/>
+        </w:rPr>
+        <w:t>ファイルを更新したときは、新しいファイルを入れ直す（古いのは削除）。</w:t>
+      </w:r>
+    </w:p>
+    <w:p>
+      <w:pPr>
+        <w:spacing w:after="80"/>
+      </w:pPr>
+      <w:r>
+        <w:rPr>
+          <w:rFonts w:ascii="Meiryo" w:hAnsi="Meiryo" w:eastAsia="Meiryo"/>
+          <w:b/>
+          <w:color w:val="5B2C83"/>
+          <w:sz w:val="25"/>
+        </w:rPr>
+        <w:t>スマホのモード切り替え</w:t>
+      </w:r>
+    </w:p>
+    <w:p>
+      <w:pPr>
+        <w:pStyle w:val="ListBullet"/>
+      </w:pPr>
+      <w:r>
+        <w:rPr>
+          <w:rFonts w:ascii="Meiryo" w:hAnsi="Meiryo" w:eastAsia="Meiryo"/>
+          <w:b w:val="0"/>
+          <w:sz w:val="21"/>
+        </w:rPr>
+        <w:t>チャット画面の下にモデル名が出ています。タップで切り替え。普段は</w:t>
+      </w:r>
+      <w:r>
+        <w:rPr>
+          <w:rFonts w:ascii="Meiryo" w:hAnsi="Meiryo" w:eastAsia="Meiryo"/>
+          <w:b/>
+          <w:sz w:val="21"/>
+        </w:rPr>
+        <w:t>Sonnet</w:t>
+      </w:r>
+      <w:r>
+        <w:rPr>
+          <w:rFonts w:ascii="Meiryo" w:hAnsi="Meiryo" w:eastAsia="Meiryo"/>
+          <w:b w:val="0"/>
+          <w:sz w:val="21"/>
+        </w:rPr>
+        <w:t>か</w:t>
+      </w:r>
+      <w:r>
+        <w:rPr>
+          <w:rFonts w:ascii="Meiryo" w:hAnsi="Meiryo" w:eastAsia="Meiryo"/>
+          <w:b/>
+          <w:sz w:val="21"/>
+        </w:rPr>
+        <w:t>Opus</w:t>
+      </w:r>
+      <w:r>
+        <w:rPr>
+          <w:rFonts w:ascii="Meiryo" w:hAnsi="Meiryo" w:eastAsia="Meiryo"/>
+          <w:b w:val="0"/>
+          <w:sz w:val="21"/>
+        </w:rPr>
+        <w:t>でOK。</w:t>
+      </w:r>
+    </w:p>
+    <w:p>
+      <w:pPr>
+        <w:pBdr>
+          <w:bottom w:val="single" w:sz="6" w:space="1" w:color="C9A8E0"/>
+        </w:pBdr>
+      </w:pPr>
+    </w:p>
+    <w:p>
+      <w:pPr>
+        <w:spacing w:before="200" w:after="80"/>
+      </w:pPr>
+      <w:r>
+        <w:rPr>
+          <w:rFonts w:ascii="Meiryo" w:hAnsi="Meiryo" w:eastAsia="Meiryo"/>
+          <w:b/>
+          <w:color w:val="5B2C83"/>
+          <w:sz w:val="40"/>
+        </w:rPr>
+        <w:t>モードの説明</w:t>
+      </w:r>
+    </w:p>
+    <w:tbl>
+      <w:tblPr>
+        <w:tblStyle w:val="TableGrid"/>
+        <w:tblW w:type="auto" w:w="0"/>
+        <w:tblLook w:firstColumn="1" w:firstRow="1" w:lastColumn="0" w:lastRow="0" w:noHBand="0" w:noVBand="1" w:val="04A0"/>
+      </w:tblPr>
+      <w:tblGrid>
+        <w:gridCol w:w="2880"/>
+        <w:gridCol w:w="2880"/>
+        <w:gridCol w:w="2880"/>
+      </w:tblGrid>
+      <w:tr>
+        <w:tc>
+          <w:tcPr>
+            <w:tcW w:type="dxa" w:w="2880"/>
+            <w:shd w:val="clear" w:color="auto" w:fill="5B2C83"/>
+          </w:tcPr>
+          <w:p>
+            <w:r>
+              <w:rPr>
+                <w:b/>
+              </w:rPr>
+            </w:r>
+            <w:r>
+              <w:rPr>
+                <w:rFonts w:ascii="Meiryo" w:hAnsi="Meiryo" w:eastAsia="Meiryo"/>
+                <w:b/>
+                <w:color w:val="FFFFFF"/>
+                <w:sz w:val="20"/>
+              </w:rPr>
+              <w:t>モード</w:t>
+            </w:r>
+          </w:p>
+        </w:tc>
+        <w:tc>
+          <w:tcPr>
+            <w:tcW w:type="dxa" w:w="2880"/>
+            <w:shd w:val="clear" w:color="auto" w:fill="5B2C83"/>
+          </w:tcPr>
+          <w:p>
+            <w:r>
+              <w:rPr>
+                <w:b/>
+              </w:rPr>
+            </w:r>
+            <w:r>
+              <w:rPr>
+                <w:rFonts w:ascii="Meiryo" w:hAnsi="Meiryo" w:eastAsia="Meiryo"/>
+                <w:b/>
+                <w:color w:val="FFFFFF"/>
+                <w:sz w:val="20"/>
+              </w:rPr>
+              <w:t>特徴</w:t>
+            </w:r>
+          </w:p>
+        </w:tc>
+        <w:tc>
+          <w:tcPr>
+            <w:tcW w:type="dxa" w:w="2880"/>
+            <w:shd w:val="clear" w:color="auto" w:fill="5B2C83"/>
+          </w:tcPr>
+          <w:p>
+            <w:r>
+              <w:rPr>
+                <w:b/>
+              </w:rPr>
+            </w:r>
+            <w:r>
+              <w:rPr>
+                <w:rFonts w:ascii="Meiryo" w:hAnsi="Meiryo" w:eastAsia="Meiryo"/>
+                <w:b/>
+                <w:color w:val="FFFFFF"/>
+                <w:sz w:val="20"/>
+              </w:rPr>
+              <w:t>使いどころ</w:t>
+            </w:r>
+          </w:p>
+        </w:tc>
+      </w:tr>
+      <w:tr>
+        <w:tc>
+          <w:tcPr>
+            <w:tcW w:type="dxa" w:w="2880"/>
+          </w:tcPr>
+          <w:p>
+            <w:r/>
+            <w:r>
+              <w:rPr>
+                <w:rFonts w:ascii="Meiryo" w:hAnsi="Meiryo" w:eastAsia="Meiryo"/>
+                <w:b/>
+                <w:sz w:val="20"/>
+              </w:rPr>
+              <w:t>Opus（オーパス）</w:t>
+            </w:r>
+          </w:p>
+        </w:tc>
+        <w:tc>
+          <w:tcPr>
+            <w:tcW w:type="dxa" w:w="2880"/>
+          </w:tcPr>
+          <w:p>
+            <w:r/>
+            <w:r>
+              <w:rPr>
+                <w:rFonts w:ascii="Meiryo" w:hAnsi="Meiryo" w:eastAsia="Meiryo"/>
+                <w:b w:val="0"/>
+                <w:sz w:val="20"/>
+              </w:rPr>
+              <w:t>一番賢い。深く考える</w:t>
+            </w:r>
+          </w:p>
+        </w:tc>
+        <w:tc>
+          <w:tcPr>
+            <w:tcW w:type="dxa" w:w="2880"/>
+          </w:tcPr>
+          <w:p>
+            <w:r/>
+            <w:r>
+              <w:rPr>
+                <w:rFonts w:ascii="Meiryo" w:hAnsi="Meiryo" w:eastAsia="Meiryo"/>
+                <w:b w:val="0"/>
+                <w:sz w:val="20"/>
+              </w:rPr>
+              <w:t>重要な判断・複雑な分析・長文</w:t>
+            </w:r>
+          </w:p>
+        </w:tc>
+      </w:tr>
+      <w:tr>
+        <w:tc>
+          <w:tcPr>
+            <w:tcW w:type="dxa" w:w="2880"/>
+          </w:tcPr>
+          <w:p>
+            <w:r/>
+            <w:r>
+              <w:rPr>
+                <w:rFonts w:ascii="Meiryo" w:hAnsi="Meiryo" w:eastAsia="Meiryo"/>
+                <w:b/>
+                <w:sz w:val="20"/>
+              </w:rPr>
+              <w:t>Sonnet（ソネット）</w:t>
+            </w:r>
+          </w:p>
+        </w:tc>
+        <w:tc>
+          <w:tcPr>
+            <w:tcW w:type="dxa" w:w="2880"/>
+          </w:tcPr>
+          <w:p>
+            <w:r/>
+            <w:r>
+              <w:rPr>
+                <w:rFonts w:ascii="Meiryo" w:hAnsi="Meiryo" w:eastAsia="Meiryo"/>
+                <w:b w:val="0"/>
+                <w:sz w:val="20"/>
+              </w:rPr>
+              <w:t>バランス型。賢さと速さの両立</w:t>
+            </w:r>
+          </w:p>
+        </w:tc>
+        <w:tc>
+          <w:tcPr>
+            <w:tcW w:type="dxa" w:w="2880"/>
+          </w:tcPr>
+          <w:p>
+            <w:r/>
+            <w:r>
+              <w:rPr>
+                <w:rFonts w:ascii="Meiryo" w:hAnsi="Meiryo" w:eastAsia="Meiryo"/>
+                <w:b w:val="0"/>
+                <w:sz w:val="20"/>
+              </w:rPr>
+              <w:t>普段の仕事はこれでOK</w:t>
+            </w:r>
+          </w:p>
+        </w:tc>
+      </w:tr>
+      <w:tr>
+        <w:tc>
+          <w:tcPr>
+            <w:tcW w:type="dxa" w:w="2880"/>
+          </w:tcPr>
+          <w:p>
+            <w:r/>
+            <w:r>
+              <w:rPr>
+                <w:rFonts w:ascii="Meiryo" w:hAnsi="Meiryo" w:eastAsia="Meiryo"/>
+                <w:b/>
+                <w:sz w:val="20"/>
+              </w:rPr>
+              <w:t>Haiku（ハイク）</w:t>
+            </w:r>
+          </w:p>
+        </w:tc>
+        <w:tc>
+          <w:tcPr>
+            <w:tcW w:type="dxa" w:w="2880"/>
+          </w:tcPr>
+          <w:p>
+            <w:r/>
+            <w:r>
+              <w:rPr>
+                <w:rFonts w:ascii="Meiryo" w:hAnsi="Meiryo" w:eastAsia="Meiryo"/>
+                <w:b w:val="0"/>
+                <w:sz w:val="20"/>
+              </w:rPr>
+              <w:t>一番速い。軽い作業向け</w:t>
+            </w:r>
+          </w:p>
+        </w:tc>
+        <w:tc>
+          <w:tcPr>
+            <w:tcW w:type="dxa" w:w="2880"/>
+          </w:tcPr>
+          <w:p>
+            <w:r/>
+            <w:r>
+              <w:rPr>
+                <w:rFonts w:ascii="Meiryo" w:hAnsi="Meiryo" w:eastAsia="Meiryo"/>
+                <w:b w:val="0"/>
+                <w:sz w:val="20"/>
+              </w:rPr>
+              <w:t>簡単な質問・ちょっとした確認</w:t>
+            </w:r>
+          </w:p>
+        </w:tc>
+      </w:tr>
+      <w:tr>
+        <w:tc>
+          <w:tcPr>
+            <w:tcW w:type="dxa" w:w="2880"/>
+          </w:tcPr>
+          <w:p>
+            <w:r/>
+            <w:r>
+              <w:rPr>
+                <w:rFonts w:ascii="Meiryo" w:hAnsi="Meiryo" w:eastAsia="Meiryo"/>
+                <w:b/>
+                <w:sz w:val="20"/>
+              </w:rPr>
+              <w:t>Fast（ファスト）</w:t>
+            </w:r>
+          </w:p>
+        </w:tc>
+        <w:tc>
+          <w:tcPr>
+            <w:tcW w:type="dxa" w:w="2880"/>
+          </w:tcPr>
+          <w:p>
+            <w:r/>
+            <w:r>
+              <w:rPr>
+                <w:rFonts w:ascii="Meiryo" w:hAnsi="Meiryo" w:eastAsia="Meiryo"/>
+                <w:b w:val="0"/>
+                <w:sz w:val="20"/>
+              </w:rPr>
+              <w:t>Opusの速度アップ版</w:t>
+            </w:r>
+          </w:p>
+        </w:tc>
+        <w:tc>
+          <w:tcPr>
+            <w:tcW w:type="dxa" w:w="2880"/>
+          </w:tcPr>
+          <w:p>
+            <w:r/>
+            <w:r>
+              <w:rPr>
+                <w:rFonts w:ascii="Meiryo" w:hAnsi="Meiryo" w:eastAsia="Meiryo"/>
+                <w:b w:val="0"/>
+                <w:sz w:val="20"/>
+              </w:rPr>
+              <w:t>急いでいるけど賢さも欲しいとき</w:t>
+            </w:r>
+          </w:p>
+        </w:tc>
+      </w:tr>
+    </w:tbl>
+    <w:p/>
+    <w:p>
+      <w:pPr>
+        <w:ind w:left="240"/>
+        <w:pBdr>
+          <w:left w:val="single" w:sz="18" w:space="8" w:color="C9A8E0"/>
+        </w:pBdr>
+      </w:pPr>
+      <w:r>
+        <w:rPr>
+          <w:rFonts w:ascii="Meiryo" w:hAnsi="Meiryo" w:eastAsia="Meiryo"/>
+          <w:b w:val="0"/>
+          <w:color w:val="444444"/>
+          <w:sz w:val="20"/>
+        </w:rPr>
+        <w:t xml:space="preserve">普段は </w:t>
+      </w:r>
+      <w:r>
+        <w:rPr>
+          <w:rFonts w:ascii="Meiryo" w:hAnsi="Meiryo" w:eastAsia="Meiryo"/>
           <w:b/>
           <w:color w:val="444444"/>
           <w:sz w:val="20"/>
         </w:rPr>
-        <w:t>大事：</w:t>
+        <w:t>Sonnet</w:t>
       </w:r>
       <w:r>
         <w:rPr>
@@ -3769,7 +4887,7 @@
           <w:color w:val="444444"/>
           <w:sz w:val="20"/>
         </w:rPr>
-        <w:t xml:space="preserve"> 設定前の古いチャットではなく、必ず</w:t>
+        <w:t xml:space="preserve"> か </w:t>
       </w:r>
       <w:r>
         <w:rPr>
@@ -3778,7 +4896,7 @@
           <w:color w:val="444444"/>
           <w:sz w:val="20"/>
         </w:rPr>
-        <w:t>新規チャット</w:t>
+        <w:t>Opus</w:t>
       </w:r>
       <w:r>
         <w:rPr>
@@ -3787,326 +4905,7 @@
           <w:color w:val="444444"/>
           <w:sz w:val="20"/>
         </w:rPr>
-        <w:t>で試すこと。ファイルを更新したら、新しいファイルを入れ直す（古いのは削除）。</w:t>
-      </w:r>
-    </w:p>
-    <w:p>
-      <w:pPr>
-        <w:pBdr>
-          <w:bottom w:val="single" w:sz="6" w:space="1" w:color="C9A8E0"/>
-        </w:pBdr>
-      </w:pPr>
-    </w:p>
-    <w:p>
-      <w:pPr>
-        <w:spacing w:before="200" w:after="80"/>
-      </w:pPr>
-      <w:r>
-        <w:rPr>
-          <w:rFonts w:ascii="Meiryo" w:hAnsi="Meiryo" w:eastAsia="Meiryo"/>
-          <w:b/>
-          <w:color w:val="5B2C83"/>
-          <w:sz w:val="40"/>
-        </w:rPr>
-        <w:t>第3部　会社PCと自宅PCで情報をそろえる（応用・同期）</w:t>
-      </w:r>
-    </w:p>
-    <w:p>
-      <w:r>
-        <w:rPr>
-          <w:rFonts w:ascii="Meiryo" w:hAnsi="Meiryo" w:eastAsia="Meiryo"/>
-          <w:b w:val="0"/>
-          <w:sz w:val="21"/>
-        </w:rPr>
-        <w:t>両方のパソコンで秘書を使う場合の設定です。むずかしく感じたら、最初は社長か五郎と一緒に進めれば大丈夫です。</w:t>
-      </w:r>
-    </w:p>
-    <w:p>
-      <w:pPr>
-        <w:spacing w:after="80"/>
-      </w:pPr>
-      <w:r>
-        <w:rPr>
-          <w:rFonts w:ascii="Meiryo" w:hAnsi="Meiryo" w:eastAsia="Meiryo"/>
-          <w:b/>
-          <w:color w:val="5B2C83"/>
-          <w:sz w:val="25"/>
-        </w:rPr>
-        <w:t>仕組み（たとえ話）</w:t>
-      </w:r>
-    </w:p>
-    <w:p>
-      <w:r>
-        <w:rPr>
-          <w:rFonts w:ascii="Meiryo" w:hAnsi="Meiryo" w:eastAsia="Meiryo"/>
-          <w:b w:val="0"/>
-          <w:sz w:val="21"/>
-        </w:rPr>
-        <w:t>インターネット上に「</w:t>
-      </w:r>
-      <w:r>
-        <w:rPr>
-          <w:rFonts w:ascii="Meiryo" w:hAnsi="Meiryo" w:eastAsia="Meiryo"/>
-          <w:b/>
-          <w:sz w:val="21"/>
-        </w:rPr>
-        <w:t>GitHub</w:t>
-      </w:r>
-      <w:r>
-        <w:rPr>
-          <w:rFonts w:ascii="Meiryo" w:hAnsi="Meiryo" w:eastAsia="Meiryo"/>
-          <w:b w:val="0"/>
-          <w:sz w:val="21"/>
-        </w:rPr>
-        <w:t>（ギットハブ）」という共有の棚を用意します。</w:t>
-      </w:r>
-    </w:p>
-    <w:p>
-      <w:pPr>
-        <w:pStyle w:val="ListBullet"/>
-      </w:pPr>
-      <w:r>
-        <w:rPr>
-          <w:rFonts w:ascii="Meiryo" w:hAnsi="Meiryo" w:eastAsia="Meiryo"/>
-          <w:b w:val="0"/>
-          <w:sz w:val="21"/>
-        </w:rPr>
-        <w:t>会社PCで作ったら、棚に入れる（＝「</w:t>
-      </w:r>
-      <w:r>
-        <w:rPr>
-          <w:rFonts w:ascii="Meiryo" w:hAnsi="Meiryo" w:eastAsia="Meiryo"/>
-          <w:b/>
-          <w:sz w:val="21"/>
-        </w:rPr>
-        <w:t>プッシュ</w:t>
-      </w:r>
-      <w:r>
-        <w:rPr>
-          <w:rFonts w:ascii="Meiryo" w:hAnsi="Meiryo" w:eastAsia="Meiryo"/>
-          <w:b w:val="0"/>
-          <w:sz w:val="21"/>
-        </w:rPr>
-        <w:t>」）。</w:t>
-      </w:r>
-    </w:p>
-    <w:p>
-      <w:pPr>
-        <w:pStyle w:val="ListBullet"/>
-      </w:pPr>
-      <w:r>
-        <w:rPr>
-          <w:rFonts w:ascii="Meiryo" w:hAnsi="Meiryo" w:eastAsia="Meiryo"/>
-          <w:b w:val="0"/>
-          <w:sz w:val="21"/>
-        </w:rPr>
-        <w:t>自宅PCでは、棚から出す（＝「</w:t>
-      </w:r>
-      <w:r>
-        <w:rPr>
-          <w:rFonts w:ascii="Meiryo" w:hAnsi="Meiryo" w:eastAsia="Meiryo"/>
-          <w:b/>
-          <w:sz w:val="21"/>
-        </w:rPr>
-        <w:t>プル</w:t>
-      </w:r>
-      <w:r>
-        <w:rPr>
-          <w:rFonts w:ascii="Meiryo" w:hAnsi="Meiryo" w:eastAsia="Meiryo"/>
-          <w:b w:val="0"/>
-          <w:sz w:val="21"/>
-        </w:rPr>
-        <w:t>」）。</w:t>
-      </w:r>
-    </w:p>
-    <w:p>
-      <w:pPr>
-        <w:spacing w:after="80"/>
-      </w:pPr>
-      <w:r>
-        <w:rPr>
-          <w:rFonts w:ascii="Meiryo" w:hAnsi="Meiryo" w:eastAsia="Meiryo"/>
-          <w:b/>
-          <w:color w:val="5B2C83"/>
-          <w:sz w:val="25"/>
-        </w:rPr>
-        <w:t>最初の準備（1回だけ・社長か五郎と一緒に）</w:t>
-      </w:r>
-    </w:p>
-    <w:p>
-      <w:r>
-        <w:rPr>
-          <w:rFonts w:ascii="Meiryo" w:hAnsi="Meiryo" w:eastAsia="Meiryo"/>
-          <w:b w:val="0"/>
-          <w:sz w:val="21"/>
-        </w:rPr>
-        <w:t>① 専用の「棚」をGitHubに1つ作る。</w:t>
-      </w:r>
-    </w:p>
-    <w:p>
-      <w:r>
-        <w:rPr>
-          <w:rFonts w:ascii="Meiryo" w:hAnsi="Meiryo" w:eastAsia="Meiryo"/>
-          <w:b w:val="0"/>
-          <w:sz w:val="21"/>
-        </w:rPr>
-        <w:t>② 会社PCと自宅PCの両方に、その棚をつなぐ（＝「クローン」）。</w:t>
-      </w:r>
-    </w:p>
-    <w:p>
-      <w:r>
-        <w:rPr>
-          <w:rFonts w:ascii="Meiryo" w:hAnsi="Meiryo" w:eastAsia="Meiryo"/>
-          <w:b w:val="0"/>
-          <w:sz w:val="21"/>
-        </w:rPr>
-        <w:t>③ 秘書のフォルダを棚の中に置く。</w:t>
-      </w:r>
-    </w:p>
-    <w:p>
-      <w:pPr>
-        <w:spacing w:after="80"/>
-      </w:pPr>
-      <w:r>
-        <w:rPr>
-          <w:rFonts w:ascii="Meiryo" w:hAnsi="Meiryo" w:eastAsia="Meiryo"/>
-          <w:b/>
-          <w:color w:val="5B2C83"/>
-          <w:sz w:val="25"/>
-        </w:rPr>
-        <w:t>毎日の使い方（これだけ覚えればOK）</w:t>
-      </w:r>
-    </w:p>
-    <w:p>
-      <w:pPr>
-        <w:pStyle w:val="ListBullet"/>
-      </w:pPr>
-      <w:r>
-        <w:rPr>
-          <w:rFonts w:ascii="Meiryo" w:hAnsi="Meiryo" w:eastAsia="Meiryo"/>
-          <w:b w:val="0"/>
-          <w:sz w:val="21"/>
-        </w:rPr>
-        <w:t>仕事を始める前：「</w:t>
-      </w:r>
-      <w:r>
-        <w:rPr>
-          <w:rFonts w:ascii="Meiryo" w:hAnsi="Meiryo" w:eastAsia="Meiryo"/>
-          <w:b/>
-          <w:sz w:val="21"/>
-        </w:rPr>
-        <w:t>最新にして</w:t>
-      </w:r>
-      <w:r>
-        <w:rPr>
-          <w:rFonts w:ascii="Meiryo" w:hAnsi="Meiryo" w:eastAsia="Meiryo"/>
-          <w:b w:val="0"/>
-          <w:sz w:val="21"/>
-        </w:rPr>
-        <w:t>」と言う。</w:t>
-      </w:r>
-    </w:p>
-    <w:p>
-      <w:pPr>
-        <w:pStyle w:val="ListBullet"/>
-      </w:pPr>
-      <w:r>
-        <w:rPr>
-          <w:rFonts w:ascii="Meiryo" w:hAnsi="Meiryo" w:eastAsia="Meiryo"/>
-          <w:b w:val="0"/>
-          <w:sz w:val="21"/>
-        </w:rPr>
-        <w:t>何か作ったとき：「</w:t>
-      </w:r>
-      <w:r>
-        <w:rPr>
-          <w:rFonts w:ascii="Meiryo" w:hAnsi="Meiryo" w:eastAsia="Meiryo"/>
-          <w:b/>
-          <w:sz w:val="21"/>
-        </w:rPr>
-        <w:t>同期して</w:t>
-      </w:r>
-      <w:r>
-        <w:rPr>
-          <w:rFonts w:ascii="Meiryo" w:hAnsi="Meiryo" w:eastAsia="Meiryo"/>
-          <w:b w:val="0"/>
-          <w:sz w:val="21"/>
-        </w:rPr>
-        <w:t>」と言う。</w:t>
-      </w:r>
-    </w:p>
-    <w:p>
-      <w:pPr>
-        <w:pStyle w:val="ListBullet"/>
-      </w:pPr>
-      <w:r>
-        <w:rPr>
-          <w:rFonts w:ascii="Meiryo" w:hAnsi="Meiryo" w:eastAsia="Meiryo"/>
-          <w:b w:val="0"/>
-          <w:sz w:val="21"/>
-        </w:rPr>
-        <w:t>迷ったら「同期して」。秘書が自動でやってくれます。</w:t>
-      </w:r>
-    </w:p>
-    <w:p>
-      <w:pPr>
-        <w:spacing w:after="80"/>
-      </w:pPr>
-      <w:r>
-        <w:rPr>
-          <w:rFonts w:ascii="Meiryo" w:hAnsi="Meiryo" w:eastAsia="Meiryo"/>
-          <w:b/>
-          <w:color w:val="5B2C83"/>
-          <w:sz w:val="25"/>
-        </w:rPr>
-        <w:t>大切なルール</w:t>
-      </w:r>
-    </w:p>
-    <w:p>
-      <w:pPr>
-        <w:pStyle w:val="ListBullet"/>
-      </w:pPr>
-      <w:r>
-        <w:rPr>
-          <w:rFonts w:ascii="Meiryo" w:hAnsi="Meiryo" w:eastAsia="Meiryo"/>
-          <w:b/>
-          <w:sz w:val="21"/>
-        </w:rPr>
-        <w:t>作ったら、その場ですぐ同期する</w:t>
-      </w:r>
-      <w:r>
-        <w:rPr>
-          <w:rFonts w:ascii="Meiryo" w:hAnsi="Meiryo" w:eastAsia="Meiryo"/>
-          <w:b w:val="0"/>
-          <w:sz w:val="21"/>
-        </w:rPr>
-        <w:t>（あとでまとめてやらない）。</w:t>
-      </w:r>
-    </w:p>
-    <w:p>
-      <w:pPr>
-        <w:pStyle w:val="ListBullet"/>
-      </w:pPr>
-      <w:r>
-        <w:rPr>
-          <w:rFonts w:ascii="Meiryo" w:hAnsi="Meiryo" w:eastAsia="Meiryo"/>
-          <w:b w:val="0"/>
-          <w:sz w:val="21"/>
-        </w:rPr>
-        <w:t>秘書が覚えたこと（記憶）も、ファイルに書いて同期する。</w:t>
-      </w:r>
-    </w:p>
-    <w:p>
-      <w:pPr>
-        <w:pStyle w:val="ListBullet"/>
-      </w:pPr>
-      <w:r>
-        <w:rPr>
-          <w:rFonts w:ascii="Meiryo" w:hAnsi="Meiryo" w:eastAsia="Meiryo"/>
-          <w:b w:val="0"/>
-          <w:sz w:val="21"/>
-        </w:rPr>
-        <w:t>これで同じ説明を二度しなくてすみます。</w:t>
+        <w:t xml:space="preserve"> で十分です。</w:t>
       </w:r>
     </w:p>
     <w:p>
@@ -4199,6 +4998,48 @@
                 <w:b w:val="0"/>
                 <w:sz w:val="20"/>
               </w:rPr>
+              <w:t>Proにしたのに表示が変わらない</w:t>
+            </w:r>
+          </w:p>
+        </w:tc>
+        <w:tc>
+          <w:tcPr>
+            <w:tcW w:type="dxa" w:w="4320"/>
+          </w:tcPr>
+          <w:p>
+            <w:r/>
+            <w:r>
+              <w:rPr>
+                <w:rFonts w:ascii="Meiryo" w:hAnsi="Meiryo" w:eastAsia="Meiryo"/>
+                <w:b/>
+                <w:sz w:val="20"/>
+              </w:rPr>
+              <w:t>ログアウト→再ログイン</w:t>
+            </w:r>
+            <w:r>
+              <w:rPr>
+                <w:rFonts w:ascii="Meiryo" w:hAnsi="Meiryo" w:eastAsia="Meiryo"/>
+                <w:b w:val="0"/>
+                <w:sz w:val="20"/>
+              </w:rPr>
+              <w:t>する</w:t>
+            </w:r>
+          </w:p>
+        </w:tc>
+      </w:tr>
+      <w:tr>
+        <w:tc>
+          <w:tcPr>
+            <w:tcW w:type="dxa" w:w="4320"/>
+          </w:tcPr>
+          <w:p>
+            <w:r/>
+            <w:r>
+              <w:rPr>
+                <w:rFonts w:ascii="Meiryo" w:hAnsi="Meiryo" w:eastAsia="Meiryo"/>
+                <w:b w:val="0"/>
+                <w:sz w:val="20"/>
+              </w:rPr>
               <w:t>途中で画面が違って見える</w:t>
             </w:r>
           </w:p>
@@ -4233,7 +5074,7 @@
                 <w:b w:val="0"/>
                 <w:sz w:val="20"/>
               </w:rPr>
-              <w:t>確認コードのメールが来ない</w:t>
+              <w:t>確認コードが来ない</w:t>
             </w:r>
           </w:p>
         </w:tc>
@@ -4249,7 +5090,7 @@
                 <w:b w:val="0"/>
                 <w:sz w:val="20"/>
               </w:rPr>
-              <w:t>迷惑メールフォルダを確認。数分待って再送</w:t>
+              <w:t>迷惑メールを確認。数分待って再送</w:t>
             </w:r>
           </w:p>
         </w:tc>
@@ -4283,7 +5124,7 @@
                 <w:b w:val="0"/>
                 <w:sz w:val="20"/>
               </w:rPr>
-              <w:t>カード情報をもう一度確認。それでもダメなら社長へ</w:t>
+              <w:t>カード情報を確認。それでもダメなら社長へ</w:t>
             </w:r>
           </w:p>
         </w:tc>
@@ -4317,7 +5158,7 @@
                 <w:b w:val="0"/>
                 <w:sz w:val="20"/>
               </w:rPr>
-              <w:t>メールアドレスとパスワードを確認。五郎に相談</w:t>
+              <w:t>メールアドレスとパスワードを確認</w:t>
             </w:r>
           </w:p>
         </w:tc>
@@ -4403,7 +5244,7 @@
                 <w:b w:val="0"/>
                 <w:sz w:val="20"/>
               </w:rPr>
-              <w:t>道具のセットアップで赤字・保留</w:t>
+              <w:t>ファイルをスマホに入れられない</w:t>
             </w:r>
           </w:p>
         </w:tc>
@@ -4419,7 +5260,41 @@
                 <w:b w:val="0"/>
                 <w:sz w:val="20"/>
               </w:rPr>
-              <w:t>PCを再起動して .bat を再実行</w:t>
+              <w:t>パソコンのブラウザ（claude.ai）で設定する（自動でスマホに反映）</w:t>
+            </w:r>
+          </w:p>
+        </w:tc>
+      </w:tr>
+      <w:tr>
+        <w:tc>
+          <w:tcPr>
+            <w:tcW w:type="dxa" w:w="4320"/>
+          </w:tcPr>
+          <w:p>
+            <w:r/>
+            <w:r>
+              <w:rPr>
+                <w:rFonts w:ascii="Meiryo" w:hAnsi="Meiryo" w:eastAsia="Meiryo"/>
+                <w:b w:val="0"/>
+                <w:sz w:val="20"/>
+              </w:rPr>
+              <w:t>道具のセットアップがうまくいかない</w:t>
+            </w:r>
+          </w:p>
+        </w:tc>
+        <w:tc>
+          <w:tcPr>
+            <w:tcW w:type="dxa" w:w="4320"/>
+          </w:tcPr>
+          <w:p>
+            <w:r/>
+            <w:r>
+              <w:rPr>
+                <w:rFonts w:ascii="Meiryo" w:hAnsi="Meiryo" w:eastAsia="Meiryo"/>
+                <w:b w:val="0"/>
+                <w:sz w:val="20"/>
+              </w:rPr>
+              <w:t>PCを再起動して .bat を再実行。それでも解決しなければ社長か五郎へ</w:t>
             </w:r>
           </w:p>
         </w:tc>
@@ -4458,14 +5333,6 @@
       </w:r>
     </w:p>
     <w:p>
-      <w:r>
-        <w:rPr>
-          <w:rFonts w:ascii="Meiryo" w:hAnsi="Meiryo" w:eastAsia="Meiryo"/>
-          <w:b w:val="0"/>
-          <w:sz w:val="21"/>
-        </w:rPr>
-        <w:t>STEP 5 や、スマホの「カスタム指示」に貼り付けて使います。</w:t>
-      </w:r>
       <w:r>
         <w:rPr>
           <w:rFonts w:ascii="Meiryo" w:hAnsi="Meiryo" w:eastAsia="Meiryo"/>

--- a/五郎_成果物/落合さん専用_導入設定手順書.docx
+++ b/五郎_成果物/落合さん専用_導入設定手順書.docx
@@ -1582,7 +1582,7 @@
           <w:b w:val="0"/>
           <w:sz w:val="21"/>
         </w:rPr>
-        <w:t xml:space="preserve">画面いちばん上の白い住所欄に </w:t>
+        <w:t xml:space="preserve">画面いちばん上の白いアドレスバーに </w:t>
       </w:r>
       <w:r>
         <w:rPr>
@@ -1997,7 +1997,7 @@
           <w:b w:val="0"/>
           <w:sz w:val="21"/>
         </w:rPr>
-        <w:t xml:space="preserve">住所欄に </w:t>
+        <w:t xml:space="preserve">アドレスバーに </w:t>
       </w:r>
       <w:r>
         <w:rPr>
@@ -2204,7 +2204,7 @@
           <w:b w:val="0"/>
           <w:sz w:val="21"/>
         </w:rPr>
-        <w:t xml:space="preserve">住所欄に </w:t>
+        <w:t xml:space="preserve">アドレスバーに </w:t>
       </w:r>
       <w:r>
         <w:rPr>
@@ -2898,7 +2898,7 @@
           <w:b w:val="0"/>
           <w:sz w:val="21"/>
         </w:rPr>
-        <w:t xml:space="preserve">住所欄に </w:t>
+        <w:t xml:space="preserve">アドレスバーに </w:t>
       </w:r>
       <w:r>
         <w:rPr>
@@ -3244,7 +3244,7 @@
           <w:b w:val="0"/>
           <w:sz w:val="21"/>
         </w:rPr>
-        <w:t xml:space="preserve">住所欄に </w:t>
+        <w:t xml:space="preserve">アドレスバーに </w:t>
       </w:r>
       <w:r>
         <w:rPr>
